--- a/t07_s5.docx
+++ b/t07_s5.docx
@@ -3,2168 +3,1698 @@
 <w:document xmlns:wpc="http://schemas.microsoft.com/office/word/2010/wordprocessingCanvas" xmlns:mo="http://schemas.microsoft.com/office/mac/office/2008/main" xmlns:mc="http://schemas.openxmlformats.org/markup-compatibility/2006" xmlns:mv="urn:schemas-microsoft-com:mac:vml" xmlns:o="urn:schemas-microsoft-com:office:office" xmlns:r="http://schemas.openxmlformats.org/officeDocument/2006/relationships" xmlns:m="http://schemas.openxmlformats.org/officeDocument/2006/math" xmlns:v="urn:schemas-microsoft-com:vml" xmlns:wp14="http://schemas.microsoft.com/office/word/2010/wordprocessingDrawing" xmlns:wp="http://schemas.openxmlformats.org/drawingml/2006/wordprocessingDrawing" xmlns:w10="urn:schemas-microsoft-com:office:word" xmlns:w="http://schemas.openxmlformats.org/wordprocessingml/2006/main" xmlns:w14="http://schemas.microsoft.com/office/word/2010/wordml" xmlns:wpg="http://schemas.microsoft.com/office/word/2010/wordprocessingGroup" xmlns:wpi="http://schemas.microsoft.com/office/word/2010/wordprocessingInk" xmlns:wne="http://schemas.microsoft.com/office/word/2006/wordml" xmlns:wps="http://schemas.microsoft.com/office/word/2010/wordprocessingShape" mc:Ignorable="w14 wp14">
   <w:body>
     <w:p>
-      <w:pPr>
-        <w:spacing w:after="20" w:before="120"/>
-      </w:pPr>
-      <w:r>
-        <w:rPr>
-          <w:b/>
-          <w:sz w:val="22"/>
-        </w:rPr>
-        <w:t>Question: Which country hosted the 2023 ICC Cricket World Cup (won by Australia)?</w:t>
-      </w:r>
-    </w:p>
-    <w:p>
-      <w:pPr>
-        <w:spacing w:after="0" w:before="0"/>
-      </w:pPr>
-      <w:r>
-        <w:rPr>
-          <w:b w:val="0"/>
-          <w:sz w:val="22"/>
-        </w:rPr>
-        <w:t>(a) South Africa</w:t>
-      </w:r>
-    </w:p>
-    <w:p>
-      <w:pPr>
-        <w:spacing w:after="0" w:before="0"/>
-      </w:pPr>
-      <w:r>
-        <w:rPr>
-          <w:b w:val="0"/>
-          <w:sz w:val="22"/>
-        </w:rPr>
-        <w:t>(b) England</w:t>
-      </w:r>
-    </w:p>
-    <w:p>
-      <w:pPr>
-        <w:spacing w:after="0" w:before="0"/>
-      </w:pPr>
-      <w:r>
-        <w:rPr>
-          <w:b w:val="0"/>
-          <w:sz w:val="22"/>
-        </w:rPr>
-        <w:t>(c) Australia</w:t>
-      </w:r>
-    </w:p>
-    <w:p>
-      <w:pPr>
-        <w:spacing w:after="0" w:before="0"/>
-      </w:pPr>
-      <w:r>
-        <w:rPr>
-          <w:b w:val="0"/>
-          <w:sz w:val="22"/>
-        </w:rPr>
-        <w:t>(d) India</w:t>
-      </w:r>
-    </w:p>
-    <w:p>
-      <w:pPr>
-        <w:spacing w:after="0" w:before="40"/>
-      </w:pPr>
-      <w:r>
-        <w:rPr>
-          <w:b/>
-          <w:sz w:val="22"/>
-        </w:rPr>
-        <w:t>Answer: d</w:t>
-      </w:r>
-    </w:p>
-    <w:p>
-      <w:pPr>
-        <w:spacing w:after="0" w:before="0"/>
-      </w:pPr>
-      <w:r>
-        <w:rPr>
-          <w:b w:val="0"/>
-          <w:sz w:val="21"/>
-        </w:rPr>
-        <w:t>Solution: The 2023 ODI World Cup was hosted by India; Australia defeated India in the final at Ahmedabad.</w:t>
-      </w:r>
-    </w:p>
-    <w:p>
-      <w:pPr>
-        <w:spacing w:after="0" w:before="0"/>
-      </w:pPr>
-      <w:r>
-        <w:rPr>
-          <w:b w:val="0"/>
-          <w:sz w:val="20"/>
-        </w:rPr>
-        <w:t>Positive Marks: 1</w:t>
-      </w:r>
-    </w:p>
-    <w:p>
-      <w:pPr>
-        <w:spacing w:after="160" w:before="0"/>
-      </w:pPr>
-      <w:r>
-        <w:rPr>
-          <w:b w:val="0"/>
-          <w:sz w:val="20"/>
-        </w:rPr>
-        <w:t>Negative Marks: 0.25</w:t>
-      </w:r>
-    </w:p>
-    <w:p>
-      <w:pPr>
-        <w:spacing w:after="20" w:before="120"/>
-      </w:pPr>
-      <w:r>
-        <w:rPr>
-          <w:b/>
-          <w:sz w:val="22"/>
-        </w:rPr>
-        <w:t>Question: World Environment Day is celebrated on:</w:t>
-      </w:r>
-    </w:p>
-    <w:p>
-      <w:pPr>
-        <w:spacing w:after="0" w:before="0"/>
-      </w:pPr>
-      <w:r>
-        <w:rPr>
-          <w:b w:val="0"/>
-          <w:sz w:val="22"/>
-        </w:rPr>
-        <w:t>(a) 22 April</w:t>
-      </w:r>
-    </w:p>
-    <w:p>
-      <w:pPr>
-        <w:spacing w:after="0" w:before="0"/>
-      </w:pPr>
-      <w:r>
-        <w:rPr>
-          <w:b w:val="0"/>
-          <w:sz w:val="22"/>
-        </w:rPr>
-        <w:t>(b) 21 March</w:t>
-      </w:r>
-    </w:p>
-    <w:p>
-      <w:pPr>
-        <w:spacing w:after="0" w:before="0"/>
-      </w:pPr>
-      <w:r>
-        <w:rPr>
-          <w:b w:val="0"/>
-          <w:sz w:val="22"/>
-        </w:rPr>
-        <w:t>(c) 5 June</w:t>
-      </w:r>
-    </w:p>
-    <w:p>
-      <w:pPr>
-        <w:spacing w:after="0" w:before="0"/>
-      </w:pPr>
-      <w:r>
-        <w:rPr>
-          <w:b w:val="0"/>
-          <w:sz w:val="22"/>
-        </w:rPr>
-        <w:t>(d) 16 September</w:t>
-      </w:r>
-    </w:p>
-    <w:p>
-      <w:pPr>
-        <w:spacing w:after="0" w:before="40"/>
-      </w:pPr>
-      <w:r>
-        <w:rPr>
-          <w:b/>
-          <w:sz w:val="22"/>
-        </w:rPr>
-        <w:t>Answer: c</w:t>
-      </w:r>
-    </w:p>
-    <w:p>
-      <w:pPr>
-        <w:spacing w:after="0" w:before="0"/>
-      </w:pPr>
-      <w:r>
-        <w:rPr>
-          <w:b w:val="0"/>
-          <w:sz w:val="21"/>
-        </w:rPr>
-        <w:t>Solution: World Environment Day is celebrated on 5 June.</w:t>
-      </w:r>
-    </w:p>
-    <w:p>
-      <w:pPr>
-        <w:spacing w:after="0" w:before="0"/>
-      </w:pPr>
-      <w:r>
-        <w:rPr>
-          <w:b w:val="0"/>
-          <w:sz w:val="20"/>
-        </w:rPr>
-        <w:t>Positive Marks: 1</w:t>
-      </w:r>
-    </w:p>
-    <w:p>
-      <w:pPr>
-        <w:spacing w:after="160" w:before="0"/>
-      </w:pPr>
-      <w:r>
-        <w:rPr>
-          <w:b w:val="0"/>
-          <w:sz w:val="20"/>
-        </w:rPr>
-        <w:t>Negative Marks: 0.25</w:t>
-      </w:r>
-    </w:p>
-    <w:p>
-      <w:pPr>
-        <w:spacing w:after="20" w:before="120"/>
-      </w:pPr>
-      <w:r>
-        <w:rPr>
-          <w:b/>
-          <w:sz w:val="22"/>
-        </w:rPr>
-        <w:t>Question: If 2 + 3 = 10, 4 + 5 = 36 and 6 + 7 = 84, what is 8 + 9?</w:t>
-      </w:r>
-    </w:p>
-    <w:p>
-      <w:pPr>
-        <w:spacing w:after="0" w:before="0"/>
-      </w:pPr>
-      <w:r>
-        <w:rPr>
-          <w:b w:val="0"/>
-          <w:sz w:val="22"/>
-        </w:rPr>
-        <w:t>(a) 152</w:t>
-      </w:r>
-    </w:p>
-    <w:p>
-      <w:pPr>
-        <w:spacing w:after="0" w:before="0"/>
-      </w:pPr>
-      <w:r>
-        <w:rPr>
-          <w:b w:val="0"/>
-          <w:sz w:val="22"/>
-        </w:rPr>
-        <w:t>(b) 144</w:t>
-      </w:r>
-    </w:p>
-    <w:p>
-      <w:pPr>
-        <w:spacing w:after="0" w:before="0"/>
-      </w:pPr>
-      <w:r>
-        <w:rPr>
-          <w:b w:val="0"/>
-          <w:sz w:val="22"/>
-        </w:rPr>
-        <w:t>(c) 128</w:t>
-      </w:r>
-    </w:p>
-    <w:p>
-      <w:pPr>
-        <w:spacing w:after="0" w:before="0"/>
-      </w:pPr>
-      <w:r>
-        <w:rPr>
-          <w:b w:val="0"/>
-          <w:sz w:val="22"/>
-        </w:rPr>
-        <w:t>(d) 136</w:t>
-      </w:r>
-    </w:p>
-    <w:p>
-      <w:pPr>
-        <w:spacing w:after="0" w:before="40"/>
-      </w:pPr>
-      <w:r>
-        <w:rPr>
-          <w:b/>
-          <w:sz w:val="22"/>
-        </w:rPr>
-        <w:t>Answer: d</w:t>
-      </w:r>
-    </w:p>
-    <w:p>
-      <w:pPr>
-        <w:spacing w:after="0" w:before="0"/>
-      </w:pPr>
-      <w:r>
-        <w:rPr>
-          <w:b w:val="0"/>
-          <w:sz w:val="21"/>
-        </w:rPr>
-        <w:t>Solution: The rule is a × (a + b): 2×5=10, 4×9=36, 6×14=84, so 8×17 = 136.</w:t>
-      </w:r>
-    </w:p>
-    <w:p>
-      <w:pPr>
-        <w:spacing w:after="0" w:before="0"/>
-      </w:pPr>
-      <w:r>
-        <w:rPr>
-          <w:b w:val="0"/>
-          <w:sz w:val="20"/>
-        </w:rPr>
-        <w:t>Positive Marks: 1</w:t>
-      </w:r>
-    </w:p>
-    <w:p>
-      <w:pPr>
-        <w:spacing w:after="160" w:before="0"/>
-      </w:pPr>
-      <w:r>
-        <w:rPr>
-          <w:b w:val="0"/>
-          <w:sz w:val="20"/>
-        </w:rPr>
-        <w:t>Negative Marks: 0.25</w:t>
-      </w:r>
-    </w:p>
-    <w:p>
-      <w:pPr>
-        <w:spacing w:after="20" w:before="120"/>
-      </w:pPr>
-      <w:r>
-        <w:rPr>
-          <w:b/>
-          <w:sz w:val="22"/>
-        </w:rPr>
-        <w:t>Question: A shopkeeper buys 10 pens for ₹50 and sells each pen for ₹6. What is the profit percentage?</w:t>
-      </w:r>
-    </w:p>
-    <w:p>
-      <w:pPr>
-        <w:spacing w:after="0" w:before="0"/>
-      </w:pPr>
-      <w:r>
-        <w:rPr>
-          <w:b w:val="0"/>
-          <w:sz w:val="22"/>
-        </w:rPr>
-        <w:t>(a) 20%</w:t>
-      </w:r>
-    </w:p>
-    <w:p>
-      <w:pPr>
-        <w:spacing w:after="0" w:before="0"/>
-      </w:pPr>
-      <w:r>
-        <w:rPr>
-          <w:b w:val="0"/>
-          <w:sz w:val="22"/>
-        </w:rPr>
-        <w:t>(b) 25%</w:t>
-      </w:r>
-    </w:p>
-    <w:p>
-      <w:pPr>
-        <w:spacing w:after="0" w:before="0"/>
-      </w:pPr>
-      <w:r>
-        <w:rPr>
-          <w:b w:val="0"/>
-          <w:sz w:val="22"/>
-        </w:rPr>
-        <w:t>(c) 15%</w:t>
-      </w:r>
-    </w:p>
-    <w:p>
-      <w:pPr>
-        <w:spacing w:after="0" w:before="0"/>
-      </w:pPr>
-      <w:r>
-        <w:rPr>
-          <w:b w:val="0"/>
-          <w:sz w:val="22"/>
-        </w:rPr>
-        <w:t>(d) 10%</w:t>
-      </w:r>
-    </w:p>
-    <w:p>
-      <w:pPr>
-        <w:spacing w:after="0" w:before="40"/>
-      </w:pPr>
-      <w:r>
-        <w:rPr>
-          <w:b/>
-          <w:sz w:val="22"/>
-        </w:rPr>
-        <w:t>Answer: a</w:t>
-      </w:r>
-    </w:p>
-    <w:p>
-      <w:pPr>
-        <w:spacing w:after="0" w:before="0"/>
-      </w:pPr>
-      <w:r>
-        <w:rPr>
-          <w:b w:val="0"/>
-          <w:sz w:val="21"/>
-        </w:rPr>
-        <w:t>Solution: Cost per pen ₹5, selling price ₹6, profit ₹1 per pen = 1/5 × 100 = 20%.</w:t>
-      </w:r>
-    </w:p>
-    <w:p>
-      <w:pPr>
-        <w:spacing w:after="0" w:before="0"/>
-      </w:pPr>
-      <w:r>
-        <w:rPr>
-          <w:b w:val="0"/>
-          <w:sz w:val="20"/>
-        </w:rPr>
-        <w:t>Positive Marks: 1</w:t>
-      </w:r>
-    </w:p>
-    <w:p>
-      <w:pPr>
-        <w:spacing w:after="160" w:before="0"/>
-      </w:pPr>
-      <w:r>
-        <w:rPr>
-          <w:b w:val="0"/>
-          <w:sz w:val="20"/>
-        </w:rPr>
-        <w:t>Negative Marks: 0.25</w:t>
-      </w:r>
-    </w:p>
-    <w:p>
-      <w:pPr>
-        <w:spacing w:after="20" w:before="120"/>
-      </w:pPr>
-      <w:r>
-        <w:rPr>
-          <w:b/>
-          <w:sz w:val="22"/>
-        </w:rPr>
-        <w:t>Question: Which instrument is used to measure blood pressure?</w:t>
-      </w:r>
-    </w:p>
-    <w:p>
-      <w:pPr>
-        <w:spacing w:after="0" w:before="0"/>
-      </w:pPr>
-      <w:r>
-        <w:rPr>
-          <w:b w:val="0"/>
-          <w:sz w:val="22"/>
-        </w:rPr>
-        <w:t>(a) Thermometer</w:t>
-      </w:r>
-    </w:p>
-    <w:p>
-      <w:pPr>
-        <w:spacing w:after="0" w:before="0"/>
-      </w:pPr>
-      <w:r>
-        <w:rPr>
-          <w:b w:val="0"/>
-          <w:sz w:val="22"/>
-        </w:rPr>
-        <w:t>(b) Stethoscope</w:t>
-      </w:r>
-    </w:p>
-    <w:p>
-      <w:pPr>
-        <w:spacing w:after="0" w:before="0"/>
-      </w:pPr>
-      <w:r>
-        <w:rPr>
-          <w:b w:val="0"/>
-          <w:sz w:val="22"/>
-        </w:rPr>
-        <w:t>(c) Pulse oximeter</w:t>
-      </w:r>
-    </w:p>
-    <w:p>
-      <w:pPr>
-        <w:spacing w:after="0" w:before="0"/>
-      </w:pPr>
-      <w:r>
-        <w:rPr>
-          <w:b w:val="0"/>
-          <w:sz w:val="22"/>
-        </w:rPr>
-        <w:t>(d) Sphygmomanometer</w:t>
-      </w:r>
-    </w:p>
-    <w:p>
-      <w:pPr>
-        <w:spacing w:after="0" w:before="40"/>
-      </w:pPr>
-      <w:r>
-        <w:rPr>
-          <w:b/>
-          <w:sz w:val="22"/>
-        </w:rPr>
-        <w:t>Answer: d</w:t>
-      </w:r>
-    </w:p>
-    <w:p>
-      <w:pPr>
-        <w:spacing w:after="0" w:before="0"/>
-      </w:pPr>
-      <w:r>
-        <w:rPr>
-          <w:b w:val="0"/>
-          <w:sz w:val="21"/>
-        </w:rPr>
-        <w:t>Solution: A sphygmomanometer measures arterial blood pressure.</w:t>
-      </w:r>
-    </w:p>
-    <w:p>
-      <w:pPr>
-        <w:spacing w:after="0" w:before="0"/>
-      </w:pPr>
-      <w:r>
-        <w:rPr>
-          <w:b w:val="0"/>
-          <w:sz w:val="20"/>
-        </w:rPr>
-        <w:t>Positive Marks: 1</w:t>
-      </w:r>
-    </w:p>
-    <w:p>
-      <w:pPr>
-        <w:spacing w:after="160" w:before="0"/>
-      </w:pPr>
-      <w:r>
-        <w:rPr>
-          <w:b w:val="0"/>
-          <w:sz w:val="20"/>
-        </w:rPr>
-        <w:t>Negative Marks: 0.25</w:t>
-      </w:r>
-    </w:p>
-    <w:p>
-      <w:pPr>
-        <w:spacing w:after="20" w:before="120"/>
-      </w:pPr>
-      <w:r>
-        <w:rPr>
-          <w:b/>
-          <w:sz w:val="22"/>
-        </w:rPr>
-        <w:t>Question: A person walks 10 m east, then 10 m north, then 10 m west. How far is he from the starting point?</w:t>
-      </w:r>
-    </w:p>
-    <w:p>
-      <w:pPr>
-        <w:spacing w:after="0" w:before="0"/>
-      </w:pPr>
-      <w:r>
-        <w:rPr>
-          <w:b w:val="0"/>
-          <w:sz w:val="22"/>
-        </w:rPr>
-        <w:t>(a) 10 m east</w:t>
-      </w:r>
-    </w:p>
-    <w:p>
-      <w:pPr>
-        <w:spacing w:after="0" w:before="0"/>
-      </w:pPr>
-      <w:r>
-        <w:rPr>
-          <w:b w:val="0"/>
-          <w:sz w:val="22"/>
-        </w:rPr>
-        <w:t>(b) 20 m</w:t>
-      </w:r>
-    </w:p>
-    <w:p>
-      <w:pPr>
-        <w:spacing w:after="0" w:before="0"/>
-      </w:pPr>
-      <w:r>
-        <w:rPr>
-          <w:b w:val="0"/>
-          <w:sz w:val="22"/>
-        </w:rPr>
-        <w:t>(c) 10 m north</w:t>
-      </w:r>
-    </w:p>
-    <w:p>
-      <w:pPr>
-        <w:spacing w:after="0" w:before="0"/>
-      </w:pPr>
-      <w:r>
-        <w:rPr>
-          <w:b w:val="0"/>
-          <w:sz w:val="22"/>
-        </w:rPr>
-        <w:t>(d) 0 m</w:t>
-      </w:r>
-    </w:p>
-    <w:p>
-      <w:pPr>
-        <w:spacing w:after="0" w:before="40"/>
-      </w:pPr>
-      <w:r>
-        <w:rPr>
-          <w:b/>
-          <w:sz w:val="22"/>
-        </w:rPr>
-        <w:t>Answer: c</w:t>
-      </w:r>
-    </w:p>
-    <w:p>
-      <w:pPr>
-        <w:spacing w:after="0" w:before="0"/>
-      </w:pPr>
-      <w:r>
-        <w:rPr>
-          <w:b w:val="0"/>
-          <w:sz w:val="21"/>
-        </w:rPr>
-        <w:t>Solution: East 10 m cancels west 10 m, leaving 10 m north of the start.</w:t>
-      </w:r>
-    </w:p>
-    <w:p>
-      <w:pPr>
-        <w:spacing w:after="0" w:before="0"/>
-      </w:pPr>
-      <w:r>
-        <w:rPr>
-          <w:b w:val="0"/>
-          <w:sz w:val="20"/>
-        </w:rPr>
-        <w:t>Positive Marks: 1</w:t>
-      </w:r>
-    </w:p>
-    <w:p>
-      <w:pPr>
-        <w:spacing w:after="160" w:before="0"/>
-      </w:pPr>
-      <w:r>
-        <w:rPr>
-          <w:b w:val="0"/>
-          <w:sz w:val="20"/>
-        </w:rPr>
-        <w:t>Negative Marks: 0.25</w:t>
-      </w:r>
-    </w:p>
-    <w:p>
-      <w:pPr>
-        <w:spacing w:after="20" w:before="120"/>
-      </w:pPr>
-      <w:r>
-        <w:rPr>
-          <w:b/>
-          <w:sz w:val="22"/>
-        </w:rPr>
-        <w:t>Question: What is the immediate first aid management of chemical accident foreign body on the cornea area?</w:t>
-      </w:r>
-    </w:p>
-    <w:p>
-      <w:pPr>
-        <w:spacing w:after="0" w:before="0"/>
-      </w:pPr>
-      <w:r>
-        <w:rPr>
-          <w:b w:val="0"/>
-          <w:sz w:val="22"/>
-        </w:rPr>
-        <w:t>(a) Give pain management</w:t>
-      </w:r>
-    </w:p>
-    <w:p>
-      <w:pPr>
-        <w:spacing w:after="0" w:before="0"/>
-      </w:pPr>
-      <w:r>
-        <w:rPr>
-          <w:b w:val="0"/>
-          <w:sz w:val="22"/>
-        </w:rPr>
-        <w:t>(b) Clean the eyes with water/normal saline</w:t>
-      </w:r>
-    </w:p>
-    <w:p>
-      <w:pPr>
-        <w:spacing w:after="0" w:before="0"/>
-      </w:pPr>
-      <w:r>
-        <w:rPr>
-          <w:b w:val="0"/>
-          <w:sz w:val="22"/>
-        </w:rPr>
-        <w:t>(c) Cover the foreign body</w:t>
-      </w:r>
-    </w:p>
-    <w:p>
-      <w:pPr>
-        <w:spacing w:after="0" w:before="0"/>
-      </w:pPr>
-      <w:r>
-        <w:rPr>
-          <w:b w:val="0"/>
-          <w:sz w:val="22"/>
-        </w:rPr>
-        <w:t>(d) Remove foreign body</w:t>
-      </w:r>
-    </w:p>
-    <w:p>
-      <w:pPr>
-        <w:spacing w:after="0" w:before="40"/>
-      </w:pPr>
-      <w:r>
-        <w:rPr>
-          <w:b/>
-          <w:sz w:val="22"/>
-        </w:rPr>
-        <w:t>Answer: b</w:t>
-      </w:r>
-    </w:p>
-    <w:p>
-      <w:pPr>
-        <w:spacing w:after="0" w:before="0"/>
-      </w:pPr>
-      <w:r>
-        <w:rPr>
-          <w:b w:val="0"/>
-          <w:sz w:val="21"/>
-        </w:rPr>
-        <w:t>Solution: In chemical injury of the eye, the immediate management is copious irrigation with water or normal saline to dilute and wash out the chemical.</w:t>
-      </w:r>
-    </w:p>
-    <w:p>
-      <w:pPr>
-        <w:spacing w:after="0" w:before="0"/>
-      </w:pPr>
-      <w:r>
-        <w:rPr>
-          <w:b w:val="0"/>
-          <w:sz w:val="20"/>
-        </w:rPr>
-        <w:t>Positive Marks: 1</w:t>
-      </w:r>
-    </w:p>
-    <w:p>
-      <w:pPr>
-        <w:spacing w:after="160" w:before="0"/>
-      </w:pPr>
-      <w:r>
-        <w:rPr>
-          <w:b w:val="0"/>
-          <w:sz w:val="20"/>
-        </w:rPr>
-        <w:t>Negative Marks: 0.25</w:t>
-      </w:r>
-    </w:p>
-    <w:p>
-      <w:pPr>
-        <w:spacing w:after="20" w:before="120"/>
-      </w:pPr>
-      <w:r>
-        <w:rPr>
-          <w:b/>
-          <w:sz w:val="22"/>
-        </w:rPr>
-        <w:t>Question: In which year was the JSY Scheme launched in India?</w:t>
-      </w:r>
-    </w:p>
-    <w:p>
-      <w:pPr>
-        <w:spacing w:after="0" w:before="0"/>
-      </w:pPr>
-      <w:r>
-        <w:rPr>
-          <w:b w:val="0"/>
-          <w:sz w:val="22"/>
-        </w:rPr>
-        <w:t>(a) 2011</w:t>
-      </w:r>
-    </w:p>
-    <w:p>
-      <w:pPr>
-        <w:spacing w:after="0" w:before="0"/>
-      </w:pPr>
-      <w:r>
-        <w:rPr>
-          <w:b w:val="0"/>
-          <w:sz w:val="22"/>
-        </w:rPr>
-        <w:t>(b) 2005</w:t>
-      </w:r>
-    </w:p>
-    <w:p>
-      <w:pPr>
-        <w:spacing w:after="0" w:before="0"/>
-      </w:pPr>
-      <w:r>
-        <w:rPr>
-          <w:b w:val="0"/>
-          <w:sz w:val="22"/>
-        </w:rPr>
-        <w:t>(c) 2007</w:t>
-      </w:r>
-    </w:p>
-    <w:p>
-      <w:pPr>
-        <w:spacing w:after="0" w:before="0"/>
-      </w:pPr>
-      <w:r>
-        <w:rPr>
-          <w:b w:val="0"/>
-          <w:sz w:val="22"/>
-        </w:rPr>
-        <w:t>(d) 2014</w:t>
-      </w:r>
-    </w:p>
-    <w:p>
-      <w:pPr>
-        <w:spacing w:after="0" w:before="40"/>
-      </w:pPr>
-      <w:r>
-        <w:rPr>
-          <w:b/>
-          <w:sz w:val="22"/>
-        </w:rPr>
-        <w:t>Answer: b</w:t>
-      </w:r>
-    </w:p>
-    <w:p>
-      <w:pPr>
-        <w:spacing w:after="0" w:before="0"/>
-      </w:pPr>
-      <w:r>
-        <w:rPr>
-          <w:b w:val="0"/>
-          <w:sz w:val="21"/>
-        </w:rPr>
-        <w:t>Solution: The JSY (Janani Suraksha Yojana) Scheme was launched in India in the year option B, 2005. The JSY Scheme is a government initiative aimed at reducing maternal and neonatal mortality by promoting institutional deliveries and providing financial assistance to pregnant women. Under this scheme, eligible women who give birth in a government health facility or accredited private institution receive cash incentives to cover the costs associated with childbirth, including antenatal care, delivery, and postnatal care. The JSY Scheme has played a significant role in improving access to maternal healthcare services and increasing institutional deliveries in India.</w:t>
-      </w:r>
-    </w:p>
-    <w:p>
-      <w:pPr>
-        <w:spacing w:after="0" w:before="0"/>
-      </w:pPr>
-      <w:r>
-        <w:rPr>
-          <w:b w:val="0"/>
-          <w:sz w:val="20"/>
-        </w:rPr>
-        <w:t>Positive Marks: 1</w:t>
-      </w:r>
-    </w:p>
-    <w:p>
-      <w:pPr>
-        <w:spacing w:after="160" w:before="0"/>
-      </w:pPr>
-      <w:r>
-        <w:rPr>
-          <w:b w:val="0"/>
-          <w:sz w:val="20"/>
-        </w:rPr>
-        <w:t>Negative Marks: 0.25</w:t>
-      </w:r>
-    </w:p>
-    <w:p>
-      <w:pPr>
-        <w:spacing w:after="20" w:before="120"/>
-      </w:pPr>
-      <w:r>
-        <w:rPr>
-          <w:b/>
-          <w:sz w:val="22"/>
-        </w:rPr>
-        <w:t>Question: Rahul is the son of Raju, and Raju's wife is Radha. How is Radha related to Rahul?</w:t>
-      </w:r>
-    </w:p>
-    <w:p>
-      <w:pPr>
-        <w:spacing w:after="0" w:before="0"/>
-      </w:pPr>
-      <w:r>
-        <w:rPr>
-          <w:b w:val="0"/>
-          <w:sz w:val="22"/>
-        </w:rPr>
-        <w:t>(a) Sister</w:t>
-      </w:r>
-    </w:p>
-    <w:p>
-      <w:pPr>
-        <w:spacing w:after="0" w:before="0"/>
-      </w:pPr>
-      <w:r>
-        <w:rPr>
-          <w:b w:val="0"/>
-          <w:sz w:val="22"/>
-        </w:rPr>
-        <w:t>(b) Grandmother</w:t>
-      </w:r>
-    </w:p>
-    <w:p>
-      <w:pPr>
-        <w:spacing w:after="0" w:before="0"/>
-      </w:pPr>
-      <w:r>
-        <w:rPr>
-          <w:b w:val="0"/>
-          <w:sz w:val="22"/>
-        </w:rPr>
-        <w:t>(c) Mother</w:t>
-      </w:r>
-    </w:p>
-    <w:p>
-      <w:pPr>
-        <w:spacing w:after="0" w:before="0"/>
-      </w:pPr>
-      <w:r>
-        <w:rPr>
-          <w:b w:val="0"/>
-          <w:sz w:val="22"/>
-        </w:rPr>
-        <w:t>(d) Aunt</w:t>
-      </w:r>
-    </w:p>
-    <w:p>
-      <w:pPr>
-        <w:spacing w:after="0" w:before="40"/>
-      </w:pPr>
-      <w:r>
-        <w:rPr>
-          <w:b/>
-          <w:sz w:val="22"/>
-        </w:rPr>
-        <w:t>Answer: c</w:t>
-      </w:r>
-    </w:p>
-    <w:p>
-      <w:pPr>
-        <w:spacing w:after="0" w:before="0"/>
-      </w:pPr>
-      <w:r>
-        <w:rPr>
-          <w:b w:val="0"/>
-          <w:sz w:val="21"/>
-        </w:rPr>
-        <w:t>Solution: Raju's wife is Rahul's mother.</w:t>
-      </w:r>
-    </w:p>
-    <w:p>
-      <w:pPr>
-        <w:spacing w:after="0" w:before="0"/>
-      </w:pPr>
-      <w:r>
-        <w:rPr>
-          <w:b w:val="0"/>
-          <w:sz w:val="20"/>
-        </w:rPr>
-        <w:t>Positive Marks: 1</w:t>
-      </w:r>
-    </w:p>
-    <w:p>
-      <w:pPr>
-        <w:spacing w:after="160" w:before="0"/>
-      </w:pPr>
-      <w:r>
-        <w:rPr>
-          <w:b w:val="0"/>
-          <w:sz w:val="20"/>
-        </w:rPr>
-        <w:t>Negative Marks: 0.25</w:t>
-      </w:r>
-    </w:p>
-    <w:p>
-      <w:pPr>
-        <w:spacing w:after="20" w:before="120"/>
-      </w:pPr>
-      <w:r>
-        <w:rPr>
-          <w:b/>
-          <w:sz w:val="22"/>
-        </w:rPr>
-        <w:t>Question: Endogenous depression is also known as _______ .</w:t>
-      </w:r>
-    </w:p>
-    <w:p>
-      <w:pPr>
-        <w:spacing w:after="0" w:before="0"/>
-      </w:pPr>
-      <w:r>
-        <w:rPr>
-          <w:b w:val="0"/>
-          <w:sz w:val="22"/>
-        </w:rPr>
-        <w:t>(a) Autonomous Depression</w:t>
-      </w:r>
-    </w:p>
-    <w:p>
-      <w:pPr>
-        <w:spacing w:after="0" w:before="0"/>
-      </w:pPr>
-      <w:r>
-        <w:rPr>
-          <w:b w:val="0"/>
-          <w:sz w:val="22"/>
-        </w:rPr>
-        <w:t>(b) Reactive Depression</w:t>
-      </w:r>
-    </w:p>
-    <w:p>
-      <w:pPr>
-        <w:spacing w:after="0" w:before="0"/>
-      </w:pPr>
-      <w:r>
-        <w:rPr>
-          <w:b w:val="0"/>
-          <w:sz w:val="22"/>
-        </w:rPr>
-        <w:t>(c) Uni-polar Depression</w:t>
-      </w:r>
-    </w:p>
-    <w:p>
-      <w:pPr>
-        <w:spacing w:after="0" w:before="0"/>
-      </w:pPr>
-      <w:r>
-        <w:rPr>
-          <w:b w:val="0"/>
-          <w:sz w:val="22"/>
-        </w:rPr>
-        <w:t>(d) Bipolar Depression</w:t>
-      </w:r>
-    </w:p>
-    <w:p>
-      <w:pPr>
-        <w:spacing w:after="0" w:before="40"/>
-      </w:pPr>
-      <w:r>
-        <w:rPr>
-          <w:b/>
-          <w:sz w:val="22"/>
-        </w:rPr>
-        <w:t>Answer: a</w:t>
-      </w:r>
-    </w:p>
-    <w:p>
-      <w:pPr>
-        <w:spacing w:after="0" w:before="0"/>
-      </w:pPr>
-      <w:r>
-        <w:rPr>
-          <w:b w:val="0"/>
-          <w:sz w:val="21"/>
-        </w:rPr>
-        <w:t>Solution: Endogenous depression (no identifiable external cause) is also known as autonomous depression.</w:t>
-      </w:r>
-    </w:p>
-    <w:p>
-      <w:pPr>
-        <w:spacing w:after="0" w:before="0"/>
-      </w:pPr>
-      <w:r>
-        <w:rPr>
-          <w:b w:val="0"/>
-          <w:sz w:val="20"/>
-        </w:rPr>
-        <w:t>Positive Marks: 1</w:t>
-      </w:r>
-    </w:p>
-    <w:p>
-      <w:pPr>
-        <w:spacing w:after="160" w:before="0"/>
-      </w:pPr>
-      <w:r>
-        <w:rPr>
-          <w:b w:val="0"/>
-          <w:sz w:val="20"/>
-        </w:rPr>
-        <w:t>Negative Marks: 0.25</w:t>
-      </w:r>
-    </w:p>
-    <w:p>
-      <w:pPr>
-        <w:spacing w:after="20" w:before="120"/>
-      </w:pPr>
-      <w:r>
-        <w:rPr>
-          <w:b/>
-          <w:sz w:val="22"/>
-        </w:rPr>
-        <w:t>Question: Find the next term in the series: Z, X, V, T, R, ?</w:t>
-      </w:r>
-    </w:p>
-    <w:p>
-      <w:pPr>
-        <w:spacing w:after="0" w:before="0"/>
-      </w:pPr>
-      <w:r>
-        <w:rPr>
-          <w:b w:val="0"/>
-          <w:sz w:val="22"/>
-        </w:rPr>
-        <w:t>(a) P</w:t>
-      </w:r>
-    </w:p>
-    <w:p>
-      <w:pPr>
-        <w:spacing w:after="0" w:before="0"/>
-      </w:pPr>
-      <w:r>
-        <w:rPr>
-          <w:b w:val="0"/>
-          <w:sz w:val="22"/>
-        </w:rPr>
-        <w:t>(b) O</w:t>
-      </w:r>
-    </w:p>
-    <w:p>
-      <w:pPr>
-        <w:spacing w:after="0" w:before="0"/>
-      </w:pPr>
-      <w:r>
-        <w:rPr>
-          <w:b w:val="0"/>
-          <w:sz w:val="22"/>
-        </w:rPr>
-        <w:t>(c) S</w:t>
-      </w:r>
-    </w:p>
-    <w:p>
-      <w:pPr>
-        <w:spacing w:after="0" w:before="0"/>
-      </w:pPr>
-      <w:r>
-        <w:rPr>
-          <w:b w:val="0"/>
-          <w:sz w:val="22"/>
-        </w:rPr>
-        <w:t>(d) Q</w:t>
-      </w:r>
-    </w:p>
-    <w:p>
-      <w:pPr>
-        <w:spacing w:after="0" w:before="40"/>
-      </w:pPr>
-      <w:r>
-        <w:rPr>
-          <w:b/>
-          <w:sz w:val="22"/>
-        </w:rPr>
-        <w:t>Answer: a</w:t>
-      </w:r>
-    </w:p>
-    <w:p>
-      <w:pPr>
-        <w:spacing w:after="0" w:before="0"/>
-      </w:pPr>
-      <w:r>
-        <w:rPr>
-          <w:b w:val="0"/>
-          <w:sz w:val="21"/>
-        </w:rPr>
-        <w:t>Solution: Letters recede by −2 each time: R − 2 = P.</w:t>
-      </w:r>
-    </w:p>
-    <w:p>
-      <w:pPr>
-        <w:spacing w:after="0" w:before="0"/>
-      </w:pPr>
-      <w:r>
-        <w:rPr>
-          <w:b w:val="0"/>
-          <w:sz w:val="20"/>
-        </w:rPr>
-        <w:t>Positive Marks: 1</w:t>
-      </w:r>
-    </w:p>
-    <w:p>
-      <w:pPr>
-        <w:spacing w:after="160" w:before="0"/>
-      </w:pPr>
-      <w:r>
-        <w:rPr>
-          <w:b w:val="0"/>
-          <w:sz w:val="20"/>
-        </w:rPr>
-        <w:t>Negative Marks: 0.25</w:t>
-      </w:r>
-    </w:p>
-    <w:p>
-      <w:pPr>
-        <w:spacing w:after="20" w:before="120"/>
-      </w:pPr>
-      <w:r>
-        <w:rPr>
-          <w:b/>
-          <w:sz w:val="22"/>
-        </w:rPr>
-        <w:t>Question: The abbreviation 'ICU' stands for:</w:t>
-      </w:r>
-    </w:p>
-    <w:p>
-      <w:pPr>
-        <w:spacing w:after="0" w:before="0"/>
-      </w:pPr>
-      <w:r>
-        <w:rPr>
-          <w:b w:val="0"/>
-          <w:sz w:val="22"/>
-        </w:rPr>
-        <w:t>(a) Intensive Coronary Unit</w:t>
-      </w:r>
-    </w:p>
-    <w:p>
-      <w:pPr>
-        <w:spacing w:after="0" w:before="0"/>
-      </w:pPr>
-      <w:r>
-        <w:rPr>
-          <w:b w:val="0"/>
-          <w:sz w:val="22"/>
-        </w:rPr>
-        <w:t>(b) Internal Care Unit</w:t>
-      </w:r>
-    </w:p>
-    <w:p>
-      <w:pPr>
-        <w:spacing w:after="0" w:before="0"/>
-      </w:pPr>
-      <w:r>
-        <w:rPr>
-          <w:b w:val="0"/>
-          <w:sz w:val="22"/>
-        </w:rPr>
-        <w:t>(c) Intensive Cure Unit</w:t>
-      </w:r>
-    </w:p>
-    <w:p>
-      <w:pPr>
-        <w:spacing w:after="0" w:before="0"/>
-      </w:pPr>
-      <w:r>
-        <w:rPr>
-          <w:b w:val="0"/>
-          <w:sz w:val="22"/>
-        </w:rPr>
-        <w:t>(d) Intensive Care Unit</w:t>
-      </w:r>
-    </w:p>
-    <w:p>
-      <w:pPr>
-        <w:spacing w:after="0" w:before="40"/>
-      </w:pPr>
-      <w:r>
-        <w:rPr>
-          <w:b/>
-          <w:sz w:val="22"/>
-        </w:rPr>
-        <w:t>Answer: d</w:t>
-      </w:r>
-    </w:p>
-    <w:p>
-      <w:pPr>
-        <w:spacing w:after="0" w:before="0"/>
-      </w:pPr>
-      <w:r>
-        <w:rPr>
-          <w:b w:val="0"/>
-          <w:sz w:val="21"/>
-        </w:rPr>
-        <w:t>Solution: ICU is the Intensive Care Unit where critically ill patients are monitored.</w:t>
-      </w:r>
-    </w:p>
-    <w:p>
-      <w:pPr>
-        <w:spacing w:after="0" w:before="0"/>
-      </w:pPr>
-      <w:r>
-        <w:rPr>
-          <w:b w:val="0"/>
-          <w:sz w:val="20"/>
-        </w:rPr>
-        <w:t>Positive Marks: 1</w:t>
-      </w:r>
-    </w:p>
-    <w:p>
-      <w:pPr>
-        <w:spacing w:after="160" w:before="0"/>
-      </w:pPr>
-      <w:r>
-        <w:rPr>
-          <w:b w:val="0"/>
-          <w:sz w:val="20"/>
-        </w:rPr>
-        <w:t>Negative Marks: 0.25</w:t>
-      </w:r>
-    </w:p>
-    <w:p>
-      <w:pPr>
-        <w:spacing w:after="20" w:before="120"/>
-      </w:pPr>
-      <w:r>
-        <w:rPr>
-          <w:b/>
-          <w:sz w:val="22"/>
-        </w:rPr>
-        <w:t>Question: A person buys an article at 7/9 of its value and sells it for 20 percent more than its value. What is his gain percentage?</w:t>
-      </w:r>
-    </w:p>
-    <w:p>
-      <w:pPr>
-        <w:spacing w:after="0" w:before="0"/>
-      </w:pPr>
-      <w:r>
-        <w:rPr>
-          <w:b w:val="0"/>
-          <w:sz w:val="22"/>
-        </w:rPr>
-        <w:t>(a) 45.3 percent</w:t>
-      </w:r>
-    </w:p>
-    <w:p>
-      <w:pPr>
-        <w:spacing w:after="0" w:before="0"/>
-      </w:pPr>
-      <w:r>
-        <w:rPr>
-          <w:b w:val="0"/>
-          <w:sz w:val="22"/>
-        </w:rPr>
-        <w:t>(b) 50 percent</w:t>
-      </w:r>
-    </w:p>
-    <w:p>
-      <w:pPr>
-        <w:spacing w:after="0" w:before="0"/>
-      </w:pPr>
-      <w:r>
-        <w:rPr>
-          <w:b w:val="0"/>
-          <w:sz w:val="22"/>
-        </w:rPr>
-        <w:t>(c) 44.4 percent</w:t>
-      </w:r>
-    </w:p>
-    <w:p>
-      <w:pPr>
-        <w:spacing w:after="0" w:before="0"/>
-      </w:pPr>
-      <w:r>
-        <w:rPr>
-          <w:b w:val="0"/>
-          <w:sz w:val="22"/>
-        </w:rPr>
-        <w:t>(d) 54.3 percent</w:t>
-      </w:r>
-    </w:p>
-    <w:p>
-      <w:pPr>
-        <w:spacing w:after="0" w:before="40"/>
-      </w:pPr>
-      <w:r>
-        <w:rPr>
-          <w:b/>
-          <w:sz w:val="22"/>
-        </w:rPr>
-        <w:t>Answer: d</w:t>
-      </w:r>
-    </w:p>
-    <w:p>
-      <w:pPr>
-        <w:spacing w:after="0" w:before="0"/>
-      </w:pPr>
-      <w:r>
-        <w:rPr>
-          <w:b w:val="0"/>
-          <w:sz w:val="21"/>
-        </w:rPr>
-        <w:t>Solution: CP = 7/9 of value (V), SP = 1.2 V. Profit % = [(1.2V − 7/9V) ÷ (7/9V)] × 100 = 54.3%.</w:t>
-      </w:r>
-    </w:p>
-    <w:p>
-      <w:pPr>
-        <w:spacing w:after="0" w:before="0"/>
-      </w:pPr>
-      <w:r>
-        <w:rPr>
-          <w:b w:val="0"/>
-          <w:sz w:val="20"/>
-        </w:rPr>
-        <w:t>Positive Marks: 1</w:t>
-      </w:r>
-    </w:p>
-    <w:p>
-      <w:pPr>
-        <w:spacing w:after="160" w:before="0"/>
-      </w:pPr>
-      <w:r>
-        <w:rPr>
-          <w:b w:val="0"/>
-          <w:sz w:val="20"/>
-        </w:rPr>
-        <w:t>Negative Marks: 0.25</w:t>
-      </w:r>
-    </w:p>
-    <w:p>
-      <w:pPr>
-        <w:spacing w:after="20" w:before="120"/>
-      </w:pPr>
-      <w:r>
-        <w:rPr>
-          <w:b/>
-          <w:sz w:val="22"/>
-        </w:rPr>
-        <w:t>Question: Which country hosted the G20 Summit in 2023?</w:t>
-      </w:r>
-    </w:p>
-    <w:p>
-      <w:pPr>
-        <w:spacing w:after="0" w:before="0"/>
-      </w:pPr>
-      <w:r>
-        <w:rPr>
-          <w:b w:val="0"/>
-          <w:sz w:val="22"/>
-        </w:rPr>
-        <w:t>(a) India</w:t>
-      </w:r>
-    </w:p>
-    <w:p>
-      <w:pPr>
-        <w:spacing w:after="0" w:before="0"/>
-      </w:pPr>
-      <w:r>
-        <w:rPr>
-          <w:b w:val="0"/>
-          <w:sz w:val="22"/>
-        </w:rPr>
-        <w:t>(b) Indonesia</w:t>
-      </w:r>
-    </w:p>
-    <w:p>
-      <w:pPr>
-        <w:spacing w:after="0" w:before="0"/>
-      </w:pPr>
-      <w:r>
-        <w:rPr>
-          <w:b w:val="0"/>
-          <w:sz w:val="22"/>
-        </w:rPr>
-        <w:t>(c) Japan</w:t>
-      </w:r>
-    </w:p>
-    <w:p>
-      <w:pPr>
-        <w:spacing w:after="0" w:before="0"/>
-      </w:pPr>
-      <w:r>
-        <w:rPr>
-          <w:b w:val="0"/>
-          <w:sz w:val="22"/>
-        </w:rPr>
-        <w:t>(d) Brazil</w:t>
-      </w:r>
-    </w:p>
-    <w:p>
-      <w:pPr>
-        <w:spacing w:after="0" w:before="40"/>
-      </w:pPr>
-      <w:r>
-        <w:rPr>
-          <w:b/>
-          <w:sz w:val="22"/>
-        </w:rPr>
-        <w:t>Answer: a</w:t>
-      </w:r>
-    </w:p>
-    <w:p>
-      <w:pPr>
-        <w:spacing w:after="0" w:before="0"/>
-      </w:pPr>
-      <w:r>
-        <w:rPr>
-          <w:b w:val="0"/>
-          <w:sz w:val="21"/>
-        </w:rPr>
-        <w:t>Solution: India hosted the G20 Summit in September 2023 under the theme 'One Earth, One Family, One Future'.</w:t>
-      </w:r>
-    </w:p>
-    <w:p>
-      <w:pPr>
-        <w:spacing w:after="0" w:before="0"/>
-      </w:pPr>
-      <w:r>
-        <w:rPr>
-          <w:b w:val="0"/>
-          <w:sz w:val="20"/>
-        </w:rPr>
-        <w:t>Positive Marks: 1</w:t>
-      </w:r>
-    </w:p>
-    <w:p>
-      <w:pPr>
-        <w:spacing w:after="160" w:before="0"/>
-      </w:pPr>
-      <w:r>
-        <w:rPr>
-          <w:b w:val="0"/>
-          <w:sz w:val="20"/>
-        </w:rPr>
-        <w:t>Negative Marks: 0.25</w:t>
-      </w:r>
-    </w:p>
-    <w:p>
-      <w:pPr>
-        <w:spacing w:after="20" w:before="120"/>
-      </w:pPr>
-      <w:r>
-        <w:rPr>
-          <w:b/>
-          <w:sz w:val="22"/>
-        </w:rPr>
-        <w:t>Question: Water : Thirst :: Food : ?</w:t>
-      </w:r>
-    </w:p>
-    <w:p>
-      <w:pPr>
-        <w:spacing w:after="0" w:before="0"/>
-      </w:pPr>
-      <w:r>
-        <w:rPr>
-          <w:b w:val="0"/>
-          <w:sz w:val="22"/>
-        </w:rPr>
-        <w:t>(a) Thirst</w:t>
-      </w:r>
-    </w:p>
-    <w:p>
-      <w:pPr>
-        <w:spacing w:after="0" w:before="0"/>
-      </w:pPr>
-      <w:r>
-        <w:rPr>
-          <w:b w:val="0"/>
-          <w:sz w:val="22"/>
-        </w:rPr>
-        <w:t>(b) Hunger</w:t>
-      </w:r>
-    </w:p>
-    <w:p>
-      <w:pPr>
-        <w:spacing w:after="0" w:before="0"/>
-      </w:pPr>
-      <w:r>
-        <w:rPr>
-          <w:b w:val="0"/>
-          <w:sz w:val="22"/>
-        </w:rPr>
-        <w:t>(c) Tiredness</w:t>
-      </w:r>
-    </w:p>
-    <w:p>
-      <w:pPr>
-        <w:spacing w:after="0" w:before="0"/>
-      </w:pPr>
-      <w:r>
-        <w:rPr>
-          <w:b w:val="0"/>
-          <w:sz w:val="22"/>
-        </w:rPr>
-        <w:t>(d) Sleep</w:t>
-      </w:r>
-    </w:p>
-    <w:p>
-      <w:pPr>
-        <w:spacing w:after="0" w:before="40"/>
-      </w:pPr>
-      <w:r>
-        <w:rPr>
-          <w:b/>
-          <w:sz w:val="22"/>
-        </w:rPr>
-        <w:t>Answer: b</w:t>
-      </w:r>
-    </w:p>
-    <w:p>
-      <w:pPr>
-        <w:spacing w:after="0" w:before="0"/>
-      </w:pPr>
-      <w:r>
-        <w:rPr>
-          <w:b w:val="0"/>
-          <w:sz w:val="21"/>
-        </w:rPr>
-        <w:t>Solution: Water relieves thirst; food relieves hunger.</w:t>
-      </w:r>
-    </w:p>
-    <w:p>
-      <w:pPr>
-        <w:spacing w:after="0" w:before="0"/>
-      </w:pPr>
-      <w:r>
-        <w:rPr>
-          <w:b w:val="0"/>
-          <w:sz w:val="20"/>
-        </w:rPr>
-        <w:t>Positive Marks: 1</w:t>
-      </w:r>
-    </w:p>
-    <w:p>
-      <w:pPr>
-        <w:spacing w:after="160" w:before="0"/>
-      </w:pPr>
-      <w:r>
-        <w:rPr>
-          <w:b w:val="0"/>
-          <w:sz w:val="20"/>
-        </w:rPr>
-        <w:t>Negative Marks: 0.25</w:t>
-      </w:r>
-    </w:p>
-    <w:p>
-      <w:pPr>
-        <w:spacing w:after="20" w:before="120"/>
-      </w:pPr>
-      <w:r>
-        <w:rPr>
-          <w:b/>
-          <w:sz w:val="22"/>
-        </w:rPr>
-        <w:t>Question: Which Indian state has the longest coastline?</w:t>
-      </w:r>
-    </w:p>
-    <w:p>
-      <w:pPr>
-        <w:spacing w:after="0" w:before="0"/>
-      </w:pPr>
-      <w:r>
-        <w:rPr>
-          <w:b w:val="0"/>
-          <w:sz w:val="22"/>
-        </w:rPr>
-        <w:t>(a) Andhra Pradesh</w:t>
-      </w:r>
-    </w:p>
-    <w:p>
-      <w:pPr>
-        <w:spacing w:after="0" w:before="0"/>
-      </w:pPr>
-      <w:r>
-        <w:rPr>
-          <w:b w:val="0"/>
-          <w:sz w:val="22"/>
-        </w:rPr>
-        <w:t>(b) Tamil Nadu</w:t>
-      </w:r>
-    </w:p>
-    <w:p>
-      <w:pPr>
-        <w:spacing w:after="0" w:before="0"/>
-      </w:pPr>
-      <w:r>
-        <w:rPr>
-          <w:b w:val="0"/>
-          <w:sz w:val="22"/>
-        </w:rPr>
-        <w:t>(c) Gujarat</w:t>
-      </w:r>
-    </w:p>
-    <w:p>
-      <w:pPr>
-        <w:spacing w:after="0" w:before="0"/>
-      </w:pPr>
-      <w:r>
-        <w:rPr>
-          <w:b w:val="0"/>
-          <w:sz w:val="22"/>
-        </w:rPr>
-        <w:t>(d) Kerala</w:t>
-      </w:r>
-    </w:p>
-    <w:p>
-      <w:pPr>
-        <w:spacing w:after="0" w:before="40"/>
-      </w:pPr>
-      <w:r>
-        <w:rPr>
-          <w:b/>
-          <w:sz w:val="22"/>
-        </w:rPr>
-        <w:t>Answer: c</w:t>
-      </w:r>
-    </w:p>
-    <w:p>
-      <w:pPr>
-        <w:spacing w:after="0" w:before="0"/>
-      </w:pPr>
-      <w:r>
-        <w:rPr>
-          <w:b w:val="0"/>
-          <w:sz w:val="21"/>
-        </w:rPr>
-        <w:t>Solution: Gujarat has the longest coastline in India (about 1600 km).</w:t>
-      </w:r>
-    </w:p>
-    <w:p>
-      <w:pPr>
-        <w:spacing w:after="0" w:before="0"/>
-      </w:pPr>
-      <w:r>
-        <w:rPr>
-          <w:b w:val="0"/>
-          <w:sz w:val="20"/>
-        </w:rPr>
-        <w:t>Positive Marks: 1</w:t>
-      </w:r>
-    </w:p>
-    <w:p>
-      <w:pPr>
-        <w:spacing w:after="160" w:before="0"/>
-      </w:pPr>
-      <w:r>
-        <w:rPr>
-          <w:b w:val="0"/>
-          <w:sz w:val="20"/>
-        </w:rPr>
-        <w:t>Negative Marks: 0.25</w:t>
-      </w:r>
-    </w:p>
-    <w:p>
-      <w:pPr>
-        <w:spacing w:after="20" w:before="120"/>
-      </w:pPr>
-      <w:r>
-        <w:rPr>
-          <w:b/>
-          <w:sz w:val="22"/>
-        </w:rPr>
-        <w:t>Question: Who founded the Indian National Congress in 1885?</w:t>
-      </w:r>
-    </w:p>
-    <w:p>
-      <w:pPr>
-        <w:spacing w:after="0" w:before="0"/>
-      </w:pPr>
-      <w:r>
-        <w:rPr>
-          <w:b w:val="0"/>
-          <w:sz w:val="22"/>
-        </w:rPr>
-        <w:t>(a) Bal Gangadhar Tilak</w:t>
-      </w:r>
-    </w:p>
-    <w:p>
-      <w:pPr>
-        <w:spacing w:after="0" w:before="0"/>
-      </w:pPr>
-      <w:r>
-        <w:rPr>
-          <w:b w:val="0"/>
-          <w:sz w:val="22"/>
-        </w:rPr>
-        <w:t>(b) Surendranath Banerjee</w:t>
-      </w:r>
-    </w:p>
-    <w:p>
-      <w:pPr>
-        <w:spacing w:after="0" w:before="0"/>
-      </w:pPr>
-      <w:r>
-        <w:rPr>
-          <w:b w:val="0"/>
-          <w:sz w:val="22"/>
-        </w:rPr>
-        <w:t>(c) A.O. Hume</w:t>
-      </w:r>
-    </w:p>
-    <w:p>
-      <w:pPr>
-        <w:spacing w:after="0" w:before="0"/>
-      </w:pPr>
-      <w:r>
-        <w:rPr>
-          <w:b w:val="0"/>
-          <w:sz w:val="22"/>
-        </w:rPr>
-        <w:t>(d) Dadabhai Naoroji</w:t>
-      </w:r>
-    </w:p>
-    <w:p>
-      <w:pPr>
-        <w:spacing w:after="0" w:before="40"/>
-      </w:pPr>
-      <w:r>
-        <w:rPr>
-          <w:b/>
-          <w:sz w:val="22"/>
-        </w:rPr>
-        <w:t>Answer: c</w:t>
-      </w:r>
-    </w:p>
-    <w:p>
-      <w:pPr>
-        <w:spacing w:after="0" w:before="0"/>
-      </w:pPr>
-      <w:r>
-        <w:rPr>
-          <w:b w:val="0"/>
-          <w:sz w:val="21"/>
-        </w:rPr>
-        <w:t>Solution: A.O. Hume, a retired British civil servant, founded the Indian National Congress in 1885; its first president was W.C. Bonnerjee.</w:t>
-      </w:r>
-    </w:p>
-    <w:p>
-      <w:pPr>
-        <w:spacing w:after="0" w:before="0"/>
-      </w:pPr>
-      <w:r>
-        <w:rPr>
-          <w:b w:val="0"/>
-          <w:sz w:val="20"/>
-        </w:rPr>
-        <w:t>Positive Marks: 1</w:t>
-      </w:r>
-    </w:p>
-    <w:p>
-      <w:pPr>
-        <w:spacing w:after="160" w:before="0"/>
-      </w:pPr>
-      <w:r>
-        <w:rPr>
-          <w:b w:val="0"/>
-          <w:sz w:val="20"/>
-        </w:rPr>
-        <w:t>Negative Marks: 0.25</w:t>
-      </w:r>
-    </w:p>
-    <w:p>
-      <w:pPr>
-        <w:spacing w:after="20" w:before="120"/>
-      </w:pPr>
-      <w:r>
-        <w:rPr>
-          <w:b/>
-          <w:sz w:val="22"/>
-        </w:rPr>
-        <w:t>Question: A woman introduces a man as 'the son of the sister of my father'. How is the man related to the woman?</w:t>
-      </w:r>
-    </w:p>
-    <w:p>
-      <w:pPr>
-        <w:spacing w:after="0" w:before="0"/>
-      </w:pPr>
-      <w:r>
-        <w:rPr>
-          <w:b w:val="0"/>
-          <w:sz w:val="22"/>
-        </w:rPr>
-        <w:t>(a) Cousin</w:t>
-      </w:r>
-    </w:p>
-    <w:p>
-      <w:pPr>
-        <w:spacing w:after="0" w:before="0"/>
-      </w:pPr>
-      <w:r>
-        <w:rPr>
-          <w:b w:val="0"/>
-          <w:sz w:val="22"/>
-        </w:rPr>
-        <w:t>(b) Brother</w:t>
-      </w:r>
-    </w:p>
-    <w:p>
-      <w:pPr>
-        <w:spacing w:after="0" w:before="0"/>
-      </w:pPr>
-      <w:r>
-        <w:rPr>
-          <w:b w:val="0"/>
-          <w:sz w:val="22"/>
-        </w:rPr>
-        <w:t>(c) Nephew</w:t>
-      </w:r>
-    </w:p>
-    <w:p>
-      <w:pPr>
-        <w:spacing w:after="0" w:before="0"/>
-      </w:pPr>
-      <w:r>
-        <w:rPr>
-          <w:b w:val="0"/>
-          <w:sz w:val="22"/>
-        </w:rPr>
-        <w:t>(d) Uncle</w:t>
-      </w:r>
-    </w:p>
-    <w:p>
-      <w:pPr>
-        <w:spacing w:after="0" w:before="40"/>
-      </w:pPr>
-      <w:r>
-        <w:rPr>
-          <w:b/>
-          <w:sz w:val="22"/>
-        </w:rPr>
-        <w:t>Answer: a</w:t>
-      </w:r>
-    </w:p>
-    <w:p>
-      <w:pPr>
-        <w:spacing w:after="0" w:before="0"/>
-      </w:pPr>
-      <w:r>
-        <w:rPr>
-          <w:b w:val="0"/>
-          <w:sz w:val="21"/>
-        </w:rPr>
-        <w:t>Solution: Her father's sister is her aunt; the aunt's son is her cousin.</w:t>
-      </w:r>
-    </w:p>
-    <w:p>
-      <w:pPr>
-        <w:spacing w:after="0" w:before="0"/>
-      </w:pPr>
-      <w:r>
-        <w:rPr>
-          <w:b w:val="0"/>
-          <w:sz w:val="20"/>
-        </w:rPr>
-        <w:t>Positive Marks: 1</w:t>
-      </w:r>
-    </w:p>
-    <w:p>
-      <w:pPr>
-        <w:spacing w:after="160" w:before="0"/>
-      </w:pPr>
-      <w:r>
-        <w:rPr>
-          <w:b w:val="0"/>
-          <w:sz w:val="20"/>
-        </w:rPr>
-        <w:t>Negative Marks: 0.25</w:t>
-      </w:r>
-    </w:p>
-    <w:p>
-      <w:pPr>
-        <w:spacing w:after="20" w:before="120"/>
-      </w:pPr>
-      <w:r>
-        <w:rPr>
-          <w:b/>
-          <w:sz w:val="22"/>
-        </w:rPr>
-        <w:t>Question: The minimum age to become the Prime Minister of India is:</w:t>
-      </w:r>
-    </w:p>
-    <w:p>
-      <w:pPr>
-        <w:spacing w:after="0" w:before="0"/>
-      </w:pPr>
-      <w:r>
-        <w:rPr>
-          <w:b w:val="0"/>
-          <w:sz w:val="22"/>
-        </w:rPr>
-        <w:t>(a) 35 years</w:t>
-      </w:r>
-    </w:p>
-    <w:p>
-      <w:pPr>
-        <w:spacing w:after="0" w:before="0"/>
-      </w:pPr>
-      <w:r>
-        <w:rPr>
-          <w:b w:val="0"/>
-          <w:sz w:val="22"/>
-        </w:rPr>
-        <w:t>(b) 30 years</w:t>
-      </w:r>
-    </w:p>
-    <w:p>
-      <w:pPr>
-        <w:spacing w:after="0" w:before="0"/>
-      </w:pPr>
-      <w:r>
-        <w:rPr>
-          <w:b w:val="0"/>
-          <w:sz w:val="22"/>
-        </w:rPr>
-        <w:t>(c) 25 years</w:t>
-      </w:r>
-    </w:p>
-    <w:p>
-      <w:pPr>
-        <w:spacing w:after="0" w:before="0"/>
-      </w:pPr>
-      <w:r>
-        <w:rPr>
-          <w:b w:val="0"/>
-          <w:sz w:val="22"/>
-        </w:rPr>
-        <w:t>(d) 21 years</w:t>
-      </w:r>
-    </w:p>
-    <w:p>
-      <w:pPr>
-        <w:spacing w:after="0" w:before="40"/>
-      </w:pPr>
-      <w:r>
-        <w:rPr>
-          <w:b/>
-          <w:sz w:val="22"/>
-        </w:rPr>
-        <w:t>Answer: c</w:t>
-      </w:r>
-    </w:p>
-    <w:p>
-      <w:pPr>
-        <w:spacing w:after="0" w:before="0"/>
-      </w:pPr>
-      <w:r>
-        <w:rPr>
-          <w:b w:val="0"/>
-          <w:sz w:val="21"/>
-        </w:rPr>
-        <w:t>Solution: A person must be at least 25 years old to become a member of the Lok Sabha and hence the Prime Minister.</w:t>
-      </w:r>
-    </w:p>
-    <w:p>
-      <w:pPr>
-        <w:spacing w:after="0" w:before="0"/>
-      </w:pPr>
-      <w:r>
-        <w:rPr>
-          <w:b w:val="0"/>
-          <w:sz w:val="20"/>
-        </w:rPr>
-        <w:t>Positive Marks: 1</w:t>
-      </w:r>
-    </w:p>
-    <w:p>
-      <w:pPr>
-        <w:spacing w:after="160" w:before="0"/>
-      </w:pPr>
-      <w:r>
-        <w:rPr>
-          <w:b w:val="0"/>
-          <w:sz w:val="20"/>
-        </w:rPr>
-        <w:t>Negative Marks: 0.25</w:t>
-      </w:r>
-    </w:p>
-    <w:p>
-      <w:pPr>
-        <w:spacing w:after="20" w:before="120"/>
-      </w:pPr>
-      <w:r>
-        <w:rPr>
-          <w:b/>
-          <w:sz w:val="22"/>
-        </w:rPr>
-        <w:t>Question: Electronic City of India?</w:t>
-      </w:r>
-    </w:p>
-    <w:p>
-      <w:pPr>
-        <w:spacing w:after="0" w:before="0"/>
-      </w:pPr>
-      <w:r>
-        <w:rPr>
-          <w:b w:val="0"/>
-          <w:sz w:val="22"/>
-        </w:rPr>
-        <w:t>(a) Chandigarh</w:t>
-      </w:r>
-    </w:p>
-    <w:p>
-      <w:pPr>
-        <w:spacing w:after="0" w:before="0"/>
-      </w:pPr>
-      <w:r>
-        <w:rPr>
-          <w:b w:val="0"/>
-          <w:sz w:val="22"/>
-        </w:rPr>
-        <w:t>(b) Indore</w:t>
-      </w:r>
-    </w:p>
-    <w:p>
-      <w:pPr>
-        <w:spacing w:after="0" w:before="0"/>
-      </w:pPr>
-      <w:r>
-        <w:rPr>
-          <w:b w:val="0"/>
-          <w:sz w:val="22"/>
-        </w:rPr>
-        <w:t>(c) Bangalore</w:t>
-      </w:r>
-    </w:p>
-    <w:p>
-      <w:pPr>
-        <w:spacing w:after="0" w:before="0"/>
-      </w:pPr>
-      <w:r>
-        <w:rPr>
-          <w:b w:val="0"/>
-          <w:sz w:val="22"/>
-        </w:rPr>
-        <w:t>(d) Delhi</w:t>
-      </w:r>
-    </w:p>
-    <w:p>
-      <w:pPr>
-        <w:spacing w:after="0" w:before="40"/>
-      </w:pPr>
-      <w:r>
-        <w:rPr>
-          <w:b/>
-          <w:sz w:val="22"/>
-        </w:rPr>
-        <w:t>Answer: c</w:t>
-      </w:r>
-    </w:p>
-    <w:p>
-      <w:pPr>
-        <w:spacing w:after="0" w:before="0"/>
-      </w:pPr>
-      <w:r>
-        <w:rPr>
-          <w:b w:val="0"/>
-          <w:sz w:val="21"/>
-        </w:rPr>
-        <w:t>Solution: Bengaluru (Bangalore) is known as the Electronic City / Silicon Valley of India because of its leading IT industry.</w:t>
-      </w:r>
-    </w:p>
-    <w:p>
-      <w:pPr>
-        <w:spacing w:after="0" w:before="0"/>
-      </w:pPr>
-      <w:r>
-        <w:rPr>
-          <w:b w:val="0"/>
-          <w:sz w:val="20"/>
-        </w:rPr>
-        <w:t>Positive Marks: 1</w:t>
-      </w:r>
-    </w:p>
-    <w:p>
-      <w:pPr>
-        <w:spacing w:after="160" w:before="0"/>
-      </w:pPr>
-      <w:r>
-        <w:rPr>
-          <w:b w:val="0"/>
-          <w:sz w:val="20"/>
-        </w:rPr>
-        <w:t>Negative Marks: 0.25</w:t>
+      <w:r>
+        <w:t xml:space="preserve">Question: The historic "Dandi March" was led by</w:t>
+      </w:r>
+    </w:p>
+    <w:p>
+      <w:r>
+        <w:t xml:space="preserve">(a) Mahatma Gandhi</w:t>
+      </w:r>
+    </w:p>
+    <w:p>
+      <w:r>
+        <w:t xml:space="preserve">(b) Jawaharlal Nehru</w:t>
+      </w:r>
+    </w:p>
+    <w:p>
+      <w:r>
+        <w:t xml:space="preserve">(c) Bhagat Singh</w:t>
+      </w:r>
+    </w:p>
+    <w:p>
+      <w:r>
+        <w:t xml:space="preserve">(d) Bal Gangadhar Tilak</w:t>
+      </w:r>
+    </w:p>
+    <w:p>
+      <w:r>
+        <w:t xml:space="preserve">Answer: a</w:t>
+      </w:r>
+    </w:p>
+    <w:p>
+      <w:r>
+        <w:t xml:space="preserve">Solution: ✅ Correct Answer: a</w:t>
+      </w:r>
+    </w:p>
+    <w:p>
+      <w:r>
+        <w:t xml:space="preserve">🧠 Reasoning: Gandhi led the Dandi March in 1930 to break the salt law during the Civil Disobedience Movement.</w:t>
+      </w:r>
+    </w:p>
+    <w:p>
+      <w:r>
+        <w:t xml:space="preserve">❌ Why Not Other Options?</w:t>
+      </w:r>
+    </w:p>
+    <w:p>
+      <w:r>
+        <w:t xml:space="preserve">(b) — Nehru was the first PM, not the march leader.</w:t>
+      </w:r>
+    </w:p>
+    <w:p>
+      <w:r>
+        <w:t xml:space="preserve">(c) — Bhagat Singh was a revolutionary, executed in 1931.</w:t>
+      </w:r>
+    </w:p>
+    <w:p>
+      <w:r>
+        <w:t xml:space="preserve">(d) — Tilak was the 'Lokmanya' of the earlier generation.</w:t>
+      </w:r>
+    </w:p>
+    <w:p>
+      <w:r>
+        <w:t xml:space="preserve">⚠️ Exam Trap: "Dandi March = Gandhi, 1930, salt law, Civil Disobedience — the year, the law, and the movement are the exam triple."</w:t>
+      </w:r>
+    </w:p>
+    <w:p>
+      <w:r>
+        <w:t xml:space="preserve">💎 PNC Pearl: "Eighty miles to the sea for a pinch of salt — Gandhi turned salt into freedom."</w:t>
+      </w:r>
+    </w:p>
+    <w:p>
+      <w:r>
+        <w:t xml:space="preserve">Positive Marks: 1</w:t>
+      </w:r>
+    </w:p>
+    <w:p>
+      <w:r>
+        <w:t xml:space="preserve">Negative Marks: 0.25</w:t>
+      </w:r>
+    </w:p>
+    <w:p>
+      <w:r>
+        <w:t xml:space="preserve"/>
+      </w:r>
+    </w:p>
+    <w:p>
+      <w:r>
+        <w:t xml:space="preserve">Question: The national sport of India is</w:t>
+      </w:r>
+    </w:p>
+    <w:p>
+      <w:r>
+        <w:t xml:space="preserve">(a) Hockey</w:t>
+      </w:r>
+    </w:p>
+    <w:p>
+      <w:r>
+        <w:t xml:space="preserve">(b) Cricket</w:t>
+      </w:r>
+    </w:p>
+    <w:p>
+      <w:r>
+        <w:t xml:space="preserve">(c) Football</w:t>
+      </w:r>
+    </w:p>
+    <w:p>
+      <w:r>
+        <w:t xml:space="preserve">(d) Badminton</w:t>
+      </w:r>
+    </w:p>
+    <w:p>
+      <w:r>
+        <w:t xml:space="preserve">Answer: a</w:t>
+      </w:r>
+    </w:p>
+    <w:p>
+      <w:r>
+        <w:t xml:space="preserve">Solution: ✅ Correct Answer: a</w:t>
+      </w:r>
+    </w:p>
+    <w:p>
+      <w:r>
+        <w:t xml:space="preserve">🧠 Reasoning: FIELD HOCKEY is recognized as the national sport of India.</w:t>
+      </w:r>
+    </w:p>
+    <w:p>
+      <w:r>
+        <w:t xml:space="preserve">❌ Why Not Other Options?</w:t>
+      </w:r>
+    </w:p>
+    <w:p>
+      <w:r>
+        <w:t xml:space="preserve">(b) — Cricket is the most popular but is NOT the national sport.</w:t>
+      </w:r>
+    </w:p>
+    <w:p>
+      <w:r>
+        <w:t xml:space="preserve">(c) — Football is not the national sport.</w:t>
+      </w:r>
+    </w:p>
+    <w:p>
+      <w:r>
+        <w:t xml:space="preserve">(d) — Badminton is not the national sport.</w:t>
+      </w:r>
+    </w:p>
+    <w:p>
+      <w:r>
+        <w:t xml:space="preserve">⚠️ Exam Trap: "National sport = hockey (declared in 1948), NOT cricket — popularity is not the same as official status."</w:t>
+      </w:r>
+    </w:p>
+    <w:p>
+      <w:r>
+        <w:t xml:space="preserve">💎 PNC Pearl: "Hockey holds the national title — cricket holds the nation's heart."</w:t>
+      </w:r>
+    </w:p>
+    <w:p>
+      <w:r>
+        <w:t xml:space="preserve">Positive Marks: 1</w:t>
+      </w:r>
+    </w:p>
+    <w:p>
+      <w:r>
+        <w:t xml:space="preserve">Negative Marks: 0.25</w:t>
+      </w:r>
+    </w:p>
+    <w:p>
+      <w:r>
+        <w:t xml:space="preserve"/>
+      </w:r>
+    </w:p>
+    <w:p>
+      <w:r>
+        <w:t xml:space="preserve">Question: The largest mammal in the world is the</w:t>
+      </w:r>
+    </w:p>
+    <w:p>
+      <w:r>
+        <w:t xml:space="preserve">(a) Blue whale</w:t>
+      </w:r>
+    </w:p>
+    <w:p>
+      <w:r>
+        <w:t xml:space="preserve">(b) African elephant</w:t>
+      </w:r>
+    </w:p>
+    <w:p>
+      <w:r>
+        <w:t xml:space="preserve">(c) Giraffe</w:t>
+      </w:r>
+    </w:p>
+    <w:p>
+      <w:r>
+        <w:t xml:space="preserve">(d) Hippopotamus</w:t>
+      </w:r>
+    </w:p>
+    <w:p>
+      <w:r>
+        <w:t xml:space="preserve">Answer: a</w:t>
+      </w:r>
+    </w:p>
+    <w:p>
+      <w:r>
+        <w:t xml:space="preserve">Solution: ✅ Correct Answer: a</w:t>
+      </w:r>
+    </w:p>
+    <w:p>
+      <w:r>
+        <w:t xml:space="preserve">🧠 Reasoning: The BLUE WHALE, reaching over 30 metres, is the largest animal ever to have lived — a mammal, not a fish.</w:t>
+      </w:r>
+    </w:p>
+    <w:p>
+      <w:r>
+        <w:t xml:space="preserve">❌ Why Not Other Options?</w:t>
+      </w:r>
+    </w:p>
+    <w:p>
+      <w:r>
+        <w:t xml:space="preserve">(b) — The African elephant is the largest LAND animal.</w:t>
+      </w:r>
+    </w:p>
+    <w:p>
+      <w:r>
+        <w:t xml:space="preserve">(c) — The giraffe is the tallest land animal.</w:t>
+      </w:r>
+    </w:p>
+    <w:p>
+      <w:r>
+        <w:t xml:space="preserve">(d) — The hippo is large but far smaller.</w:t>
+      </w:r>
+    </w:p>
+    <w:p>
+      <w:r>
+        <w:t xml:space="preserve">⚠️ Exam Trap: "Blue whale = largest animal ever; elephant = largest land animal; giraffe = tallest" — the qualifiers are the exam trap.</w:t>
+      </w:r>
+    </w:p>
+    <w:p>
+      <w:r>
+        <w:t xml:space="preserve">💎 PNC Pearl: "The blue whale outclasses every dinosaur — the sea's gentle giant."</w:t>
+      </w:r>
+    </w:p>
+    <w:p>
+      <w:r>
+        <w:t xml:space="preserve">Positive Marks: 1</w:t>
+      </w:r>
+    </w:p>
+    <w:p>
+      <w:r>
+        <w:t xml:space="preserve">Negative Marks: 0.25</w:t>
+      </w:r>
+    </w:p>
+    <w:p>
+      <w:r>
+        <w:t xml:space="preserve"/>
+      </w:r>
+    </w:p>
+    <w:p>
+      <w:r>
+        <w:t xml:space="preserve">Question: The "Chandrayaan" missions of India are related to exploration of the</w:t>
+      </w:r>
+    </w:p>
+    <w:p>
+      <w:r>
+        <w:t xml:space="preserve">(a) Moon</w:t>
+      </w:r>
+    </w:p>
+    <w:p>
+      <w:r>
+        <w:t xml:space="preserve">(b) Mars</w:t>
+      </w:r>
+    </w:p>
+    <w:p>
+      <w:r>
+        <w:t xml:space="preserve">(c) Sun</w:t>
+      </w:r>
+    </w:p>
+    <w:p>
+      <w:r>
+        <w:t xml:space="preserve">(d) Saturn</w:t>
+      </w:r>
+    </w:p>
+    <w:p>
+      <w:r>
+        <w:t xml:space="preserve">Answer: a</w:t>
+      </w:r>
+    </w:p>
+    <w:p>
+      <w:r>
+        <w:t xml:space="preserve">Solution: ✅ Correct Answer: a</w:t>
+      </w:r>
+    </w:p>
+    <w:p>
+      <w:r>
+        <w:t xml:space="preserve">🧠 Reasoning: CHANDRAYAAN is India's LUNAR exploration programme (chandra = moon in Sanskrit); Mangalyaan explored Mars.</w:t>
+      </w:r>
+    </w:p>
+    <w:p>
+      <w:r>
+        <w:t xml:space="preserve">❌ Why Not Other Options?</w:t>
+      </w:r>
+    </w:p>
+    <w:p>
+      <w:r>
+        <w:t xml:space="preserve">(b) — Mars was explored by MANGALYAAN.</w:t>
+      </w:r>
+    </w:p>
+    <w:p>
+      <w:r>
+        <w:t xml:space="preserve">(c) — The Sun is the target of ADITYA-L1.</w:t>
+      </w:r>
+    </w:p>
+    <w:p>
+      <w:r>
+        <w:t xml:space="preserve">(d) — Saturn has no Indian mission.</w:t>
+      </w:r>
+    </w:p>
+    <w:p>
+      <w:r>
+        <w:t xml:space="preserve">⚠️ Exam Trap: Indian space missions — "Chandrayaan = Moon; Mangalyaan = Mars; Aditya-L1 = Sun" — the mission-to-target match is a standard GK item.</w:t>
+      </w:r>
+    </w:p>
+    <w:p>
+      <w:r>
+        <w:t xml:space="preserve">💎 PNC Pearl: "Chandrayaan eyes the moon, Mangalyaan the red planet, Aditya the sun — India's space trio."</w:t>
+      </w:r>
+    </w:p>
+    <w:p>
+      <w:r>
+        <w:t xml:space="preserve">Positive Marks: 1</w:t>
+      </w:r>
+    </w:p>
+    <w:p>
+      <w:r>
+        <w:t xml:space="preserve">Negative Marks: 0.25</w:t>
+      </w:r>
+    </w:p>
+    <w:p>
+      <w:r>
+        <w:t xml:space="preserve"/>
+      </w:r>
+    </w:p>
+    <w:p>
+      <w:r>
+        <w:t xml:space="preserve">Question: If 3 chairs cost Rs 900, what is the cost of 5 chairs?</w:t>
+      </w:r>
+    </w:p>
+    <w:p>
+      <w:r>
+        <w:t xml:space="preserve">(a) Rs 1200</w:t>
+      </w:r>
+    </w:p>
+    <w:p>
+      <w:r>
+        <w:t xml:space="preserve">(b) Rs 1500</w:t>
+      </w:r>
+    </w:p>
+    <w:p>
+      <w:r>
+        <w:t xml:space="preserve">(c) Rs 1800</w:t>
+      </w:r>
+    </w:p>
+    <w:p>
+      <w:r>
+        <w:t xml:space="preserve">(d) Rs 2000</w:t>
+      </w:r>
+    </w:p>
+    <w:p>
+      <w:r>
+        <w:t xml:space="preserve">Answer: b</w:t>
+      </w:r>
+    </w:p>
+    <w:p>
+      <w:r>
+        <w:t xml:space="preserve">Solution: ✅ Correct Answer: b</w:t>
+      </w:r>
+    </w:p>
+    <w:p>
+      <w:r>
+        <w:t xml:space="preserve">🧠 Reasoning: One chair = 900 ÷ 3 = Rs 300; 5 chairs = 300 × 5 = Rs 1500 (unitary method).</w:t>
+      </w:r>
+    </w:p>
+    <w:p>
+      <w:r>
+        <w:t xml:space="preserve">❌ Why Not Other Options?</w:t>
+      </w:r>
+    </w:p>
+    <w:p>
+      <w:r>
+        <w:t xml:space="preserve">(a) — Rs 1200 would need chairs at Rs 240 each.</w:t>
+      </w:r>
+    </w:p>
+    <w:p>
+      <w:r>
+        <w:t xml:space="preserve">(c) — Rs 1800 would need Rs 360 each.</w:t>
+      </w:r>
+    </w:p>
+    <w:p>
+      <w:r>
+        <w:t xml:space="preserve">(d) — Rs 2000 has no basis.</w:t>
+      </w:r>
+    </w:p>
+    <w:p>
+      <w:r>
+        <w:t xml:space="preserve">⚠️ Exam Trap: Find the price of ONE unit first (900/3 = 300), then multiply by 5.</w:t>
+      </w:r>
+    </w:p>
+    <w:p>
+      <w:r>
+        <w:t xml:space="preserve">💎 PNC Pearl: "Three hundred per chair, five chairs, fifteen hundred — one unit first, always."</w:t>
+      </w:r>
+    </w:p>
+    <w:p>
+      <w:r>
+        <w:t xml:space="preserve">Positive Marks: 1</w:t>
+      </w:r>
+    </w:p>
+    <w:p>
+      <w:r>
+        <w:t xml:space="preserve">Negative Marks: 0.25</w:t>
+      </w:r>
+    </w:p>
+    <w:p>
+      <w:r>
+        <w:t xml:space="preserve"/>
+      </w:r>
+    </w:p>
+    <w:p>
+      <w:r>
+        <w:t xml:space="preserve">Question: The value of 2 raised to the power 5 (2^5) is</w:t>
+      </w:r>
+    </w:p>
+    <w:p>
+      <w:r>
+        <w:t xml:space="preserve">(a) 16</w:t>
+      </w:r>
+    </w:p>
+    <w:p>
+      <w:r>
+        <w:t xml:space="preserve">(b) 25</w:t>
+      </w:r>
+    </w:p>
+    <w:p>
+      <w:r>
+        <w:t xml:space="preserve">(c) 32</w:t>
+      </w:r>
+    </w:p>
+    <w:p>
+      <w:r>
+        <w:t xml:space="preserve">(d) 64</w:t>
+      </w:r>
+    </w:p>
+    <w:p>
+      <w:r>
+        <w:t xml:space="preserve">Answer: c</w:t>
+      </w:r>
+    </w:p>
+    <w:p>
+      <w:r>
+        <w:t xml:space="preserve">Solution: ✅ Correct Answer: c</w:t>
+      </w:r>
+    </w:p>
+    <w:p>
+      <w:r>
+        <w:t xml:space="preserve">🧠 Reasoning: 2⁵ = 2 × 2 × 2 × 2 × 2 = 32.</w:t>
+      </w:r>
+    </w:p>
+    <w:p>
+      <w:r>
+        <w:t xml:space="preserve">❌ Why Not Other Options?</w:t>
+      </w:r>
+    </w:p>
+    <w:p>
+      <w:r>
+        <w:t xml:space="preserve">(a) — 16 is 2⁴.</w:t>
+      </w:r>
+    </w:p>
+    <w:p>
+      <w:r>
+        <w:t xml:space="preserve">(b) — 25 is 5² — a base-exponent swap trap.</w:t>
+      </w:r>
+    </w:p>
+    <w:p>
+      <w:r>
+        <w:t xml:space="preserve">(d) — 64 is 2⁶.</w:t>
+      </w:r>
+    </w:p>
+    <w:p>
+      <w:r>
+        <w:t xml:space="preserve">⚠️ Exam Trap: "2⁵ = 32, not 25 — the exponent means repeated multiplication, not 2×5." The 2⁵ vs 5² confusion is the classic trap.</w:t>
+      </w:r>
+    </w:p>
+    <w:p>
+      <w:r>
+        <w:t xml:space="preserve">💎 PNC Pearl: "Five twos multiplied make 32 — exponents multiply, they don't just multiply the base."</w:t>
+      </w:r>
+    </w:p>
+    <w:p>
+      <w:r>
+        <w:t xml:space="preserve">Positive Marks: 1</w:t>
+      </w:r>
+    </w:p>
+    <w:p>
+      <w:r>
+        <w:t xml:space="preserve">Negative Marks: 0.25</w:t>
+      </w:r>
+    </w:p>
+    <w:p>
+      <w:r>
+        <w:t xml:space="preserve"/>
+      </w:r>
+    </w:p>
+    <w:p>
+      <w:r>
+        <w:t xml:space="preserve">Question: Find the next number in the series: 11, 15, 19, 23, ?</w:t>
+      </w:r>
+    </w:p>
+    <w:p>
+      <w:r>
+        <w:t xml:space="preserve">(a) 25</w:t>
+      </w:r>
+    </w:p>
+    <w:p>
+      <w:r>
+        <w:t xml:space="preserve">(b) 27</w:t>
+      </w:r>
+    </w:p>
+    <w:p>
+      <w:r>
+        <w:t xml:space="preserve">(c) 29</w:t>
+      </w:r>
+    </w:p>
+    <w:p>
+      <w:r>
+        <w:t xml:space="preserve">(d) 31</w:t>
+      </w:r>
+    </w:p>
+    <w:p>
+      <w:r>
+        <w:t xml:space="preserve">Answer: b</w:t>
+      </w:r>
+    </w:p>
+    <w:p>
+      <w:r>
+        <w:t xml:space="preserve">Solution: ✅ Correct Answer: b</w:t>
+      </w:r>
+    </w:p>
+    <w:p>
+      <w:r>
+        <w:t xml:space="preserve">🧠 Reasoning: Each term increases by 4 — 23 + 4 = 27.</w:t>
+      </w:r>
+    </w:p>
+    <w:p>
+      <w:r>
+        <w:t xml:space="preserve">❌ Why Not Other Options?</w:t>
+      </w:r>
+    </w:p>
+    <w:p>
+      <w:r>
+        <w:t xml:space="preserve">(a) — 25 adds only 2.</w:t>
+      </w:r>
+    </w:p>
+    <w:p>
+      <w:r>
+        <w:t xml:space="preserve">(c) — 29 adds 6.</w:t>
+      </w:r>
+    </w:p>
+    <w:p>
+      <w:r>
+        <w:t xml:space="preserve">(d) — 31 adds 8.</w:t>
+      </w:r>
+    </w:p>
+    <w:p>
+      <w:r>
+        <w:t xml:space="preserve">⚠️ Exam Trap: "Constant-difference series = add the same number each time" — spot the +4 and continue it.</w:t>
+      </w:r>
+    </w:p>
+    <w:p>
+      <w:r>
+        <w:t xml:space="preserve">💎 PNC Pearl: "Steady fours: 11, 15, 19, 23 — next stop 27."</w:t>
+      </w:r>
+    </w:p>
+    <w:p>
+      <w:r>
+        <w:t xml:space="preserve">Positive Marks: 1</w:t>
+      </w:r>
+    </w:p>
+    <w:p>
+      <w:r>
+        <w:t xml:space="preserve">Negative Marks: 0.25</w:t>
+      </w:r>
+    </w:p>
+    <w:p>
+      <w:r>
+        <w:t xml:space="preserve"/>
+      </w:r>
+    </w:p>
+    <w:p>
+      <w:r>
+        <w:t xml:space="preserve">Question: The full form of "HTTP" is</w:t>
+      </w:r>
+    </w:p>
+    <w:p>
+      <w:r>
+        <w:t xml:space="preserve">(a) HyperText Transfer Protocol</w:t>
+      </w:r>
+    </w:p>
+    <w:p>
+      <w:r>
+        <w:t xml:space="preserve">(b) High Text Transfer Process</w:t>
+      </w:r>
+    </w:p>
+    <w:p>
+      <w:r>
+        <w:t xml:space="preserve">(c) Hyperlink Transmission Protocol</w:t>
+      </w:r>
+    </w:p>
+    <w:p>
+      <w:r>
+        <w:t xml:space="preserve">(d) Home Text Transfer Protocol</w:t>
+      </w:r>
+    </w:p>
+    <w:p>
+      <w:r>
+        <w:t xml:space="preserve">Answer: a</w:t>
+      </w:r>
+    </w:p>
+    <w:p>
+      <w:r>
+        <w:t xml:space="preserve">Solution: ✅ Correct Answer: a</w:t>
+      </w:r>
+    </w:p>
+    <w:p>
+      <w:r>
+        <w:t xml:space="preserve">🧠 Reasoning: HTTP is the HyperText TRANSFER PROTOCOL — used for transmitting web pages over the internet.</w:t>
+      </w:r>
+    </w:p>
+    <w:p>
+      <w:r>
+        <w:t xml:space="preserve">❌ Why Not Other Options?</w:t>
+      </w:r>
+    </w:p>
+    <w:p>
+      <w:r>
+        <w:t xml:space="preserve">(b) — "High Text Transfer Process" is invented.</w:t>
+      </w:r>
+    </w:p>
+    <w:p>
+      <w:r>
+        <w:t xml:space="preserve">(c) — "Hyperlink Transmission Protocol" is invented.</w:t>
+      </w:r>
+    </w:p>
+    <w:p>
+      <w:r>
+        <w:t xml:space="preserve">(d) — "Home Text Transfer Protocol" is invented.</w:t>
+      </w:r>
+    </w:p>
+    <w:p>
+      <w:r>
+        <w:t xml:space="preserve">⚠️ Exam Trap: "HTTP = HyperText Transfer Protocol; HTTPS adds 'Secure' (encryption)" — the two internet acronyms often appear together.</w:t>
+      </w:r>
+    </w:p>
+    <w:p>
+      <w:r>
+        <w:t xml:space="preserve">💎 PNC Pearl: "HTTP carries the web's pages; HTTPS locks them in an envelope."</w:t>
+      </w:r>
+    </w:p>
+    <w:p>
+      <w:r>
+        <w:t xml:space="preserve">Positive Marks: 1</w:t>
+      </w:r>
+    </w:p>
+    <w:p>
+      <w:r>
+        <w:t xml:space="preserve">Negative Marks: 0.25</w:t>
+      </w:r>
+    </w:p>
+    <w:p>
+      <w:r>
+        <w:t xml:space="preserve"/>
+      </w:r>
+    </w:p>
+    <w:p>
+      <w:r>
+        <w:t xml:space="preserve">Question: Which software protects a computer from viruses and malware?</w:t>
+      </w:r>
+    </w:p>
+    <w:p>
+      <w:r>
+        <w:t xml:space="preserve">(a) Antivirus software</w:t>
+      </w:r>
+    </w:p>
+    <w:p>
+      <w:r>
+        <w:t xml:space="preserve">(b) A web browser</w:t>
+      </w:r>
+    </w:p>
+    <w:p>
+      <w:r>
+        <w:t xml:space="preserve">(c) A text editor</w:t>
+      </w:r>
+    </w:p>
+    <w:p>
+      <w:r>
+        <w:t xml:space="preserve">(d) A calculator</w:t>
+      </w:r>
+    </w:p>
+    <w:p>
+      <w:r>
+        <w:t xml:space="preserve">Answer: a</w:t>
+      </w:r>
+    </w:p>
+    <w:p>
+      <w:r>
+        <w:t xml:space="preserve">Solution: ✅ Correct Answer: a</w:t>
+      </w:r>
+    </w:p>
+    <w:p>
+      <w:r>
+        <w:t xml:space="preserve">🧠 Reasoning: ANTIVIRUS software detects and removes viruses and other malware.</w:t>
+      </w:r>
+    </w:p>
+    <w:p>
+      <w:r>
+        <w:t xml:space="preserve">❌ Why Not Other Options?</w:t>
+      </w:r>
+    </w:p>
+    <w:p>
+      <w:r>
+        <w:t xml:space="preserve">(b) — A browser views web pages.</w:t>
+      </w:r>
+    </w:p>
+    <w:p>
+      <w:r>
+        <w:t xml:space="preserve">(c) — A text editor writes text.</w:t>
+      </w:r>
+    </w:p>
+    <w:p>
+      <w:r>
+        <w:t xml:space="preserve">(d) — A calculator does arithmetic.</w:t>
+      </w:r>
+    </w:p>
+    <w:p>
+      <w:r>
+        <w:t xml:space="preserve">⚠️ Exam Trap: Software categories — "antivirus = protection; browser = web access; editor = document creation" — match the tool to its purpose.</w:t>
+      </w:r>
+    </w:p>
+    <w:p>
+      <w:r>
+        <w:t xml:space="preserve">💎 PNC Pearl: "Antivirus is the computer's immune system — scanning, blocking, and cleaning."</w:t>
+      </w:r>
+    </w:p>
+    <w:p>
+      <w:r>
+        <w:t xml:space="preserve">Positive Marks: 1</w:t>
+      </w:r>
+    </w:p>
+    <w:p>
+      <w:r>
+        <w:t xml:space="preserve">Negative Marks: 0.25</w:t>
+      </w:r>
+    </w:p>
+    <w:p>
+      <w:r>
+        <w:t xml:space="preserve"/>
+      </w:r>
+    </w:p>
+    <w:p>
+      <w:r>
+        <w:t xml:space="preserve">Question: The "Caps Lock" key is used to</w:t>
+      </w:r>
+    </w:p>
+    <w:p>
+      <w:r>
+        <w:t xml:space="preserve">(a) Type in capital letters continuously</w:t>
+      </w:r>
+    </w:p>
+    <w:p>
+      <w:r>
+        <w:t xml:space="preserve">(b) Delete text</w:t>
+      </w:r>
+    </w:p>
+    <w:p>
+      <w:r>
+        <w:t xml:space="preserve">(c) Move the cursor</w:t>
+      </w:r>
+    </w:p>
+    <w:p>
+      <w:r>
+        <w:t xml:space="preserve">(d) Open the start menu</w:t>
+      </w:r>
+    </w:p>
+    <w:p>
+      <w:r>
+        <w:t xml:space="preserve">Answer: a</w:t>
+      </w:r>
+    </w:p>
+    <w:p>
+      <w:r>
+        <w:t xml:space="preserve">Solution: ✅ Correct Answer: a</w:t>
+      </w:r>
+    </w:p>
+    <w:p>
+      <w:r>
+        <w:t xml:space="preserve">🧠 Reasoning: CAPS LOCK keeps the letters typed in UPPERCASE until it is turned off.</w:t>
+      </w:r>
+    </w:p>
+    <w:p>
+      <w:r>
+        <w:t xml:space="preserve">❌ Why Not Other Options?</w:t>
+      </w:r>
+    </w:p>
+    <w:p>
+      <w:r>
+        <w:t xml:space="preserve">(b) — Deletion is Backspace/Delete.</w:t>
+      </w:r>
+    </w:p>
+    <w:p>
+      <w:r>
+        <w:t xml:space="preserve">(c) — Cursor movement is arrow keys.</w:t>
+      </w:r>
+    </w:p>
+    <w:p>
+      <w:r>
+        <w:t xml:space="preserve">(d) — The Start menu opens with the Windows key.</w:t>
+      </w:r>
+    </w:p>
+    <w:p>
+      <w:r>
+        <w:t xml:space="preserve">⚠️ Exam Trap: "Caps Lock = locked capitals; Shift = momentary capitals" — the 'locked vs momentary' distinction is the exam point.</w:t>
+      </w:r>
+    </w:p>
+    <w:p>
+      <w:r>
+        <w:t xml:space="preserve">💎 PNC Pearl: "Caps Lock is the capital city's lockdown — every letter comes out shouting."</w:t>
+      </w:r>
+    </w:p>
+    <w:p>
+      <w:r>
+        <w:t xml:space="preserve">Positive Marks: 1</w:t>
+      </w:r>
+    </w:p>
+    <w:p>
+      <w:r>
+        <w:t xml:space="preserve">Negative Marks: 0.25</w:t>
+      </w:r>
+    </w:p>
+    <w:p>
+      <w:r>
+        <w:t xml:space="preserve">Question: The longest bone in the human body is the</w:t>
+      </w:r>
+    </w:p>
+    <w:p>
+      <w:r>
+        <w:t xml:space="preserve">(a) Femur</w:t>
+      </w:r>
+    </w:p>
+    <w:p>
+      <w:r>
+        <w:t xml:space="preserve">(b) Humerus</w:t>
+      </w:r>
+    </w:p>
+    <w:p>
+      <w:r>
+        <w:t xml:space="preserve">(c) Tibia</w:t>
+      </w:r>
+    </w:p>
+    <w:p>
+      <w:r>
+        <w:t xml:space="preserve">(d) Fibula</w:t>
+      </w:r>
+    </w:p>
+    <w:p>
+      <w:r>
+        <w:t xml:space="preserve">Answer: a</w:t>
+      </w:r>
+    </w:p>
+    <w:p>
+      <w:r>
+        <w:t xml:space="preserve">Solution: ✅ Correct Answer: a</w:t>
+      </w:r>
+    </w:p>
+    <w:p>
+      <w:r>
+        <w:t xml:space="preserve">🧠 Reasoning: The FEMUR (thigh bone) is the longest and strongest bone in the human body.</w:t>
+      </w:r>
+    </w:p>
+    <w:p>
+      <w:r>
+        <w:t xml:space="preserve">❌ Why Not Other Options?</w:t>
+      </w:r>
+    </w:p>
+    <w:p>
+      <w:r>
+        <w:t xml:space="preserve">(b) — The humerus is the longest bone of the ARM.</w:t>
+      </w:r>
+    </w:p>
+    <w:p>
+      <w:r>
+        <w:t xml:space="preserve">(c) — The tibia is the shin bone, shorter than the femur.</w:t>
+      </w:r>
+    </w:p>
+    <w:p>
+      <w:r>
+        <w:t xml:space="preserve">(d) — The fibula is the thin lateral lower-leg bone.</w:t>
+      </w:r>
+    </w:p>
+    <w:p>
+      <w:r>
+        <w:t xml:space="preserve">⚠️ Exam Trap: Bone superlatives — "longest = femur, smallest = stapes, largest by bulk = femur" — the extremes are standard A&amp;P facts.</w:t>
+      </w:r>
+    </w:p>
+    <w:p>
+      <w:r>
+        <w:t xml:space="preserve">💎 PNC Pearl: "The femur is the skeleton's flagpole — longest, strongest, load-bearing."</w:t>
+      </w:r>
+    </w:p>
+    <w:p>
+      <w:r>
+        <w:t xml:space="preserve">Positive Marks: 1</w:t>
+      </w:r>
+    </w:p>
+    <w:p>
+      <w:r>
+        <w:t xml:space="preserve">Negative Marks: 0.25</w:t>
+      </w:r>
+    </w:p>
+    <w:p>
+      <w:r>
+        <w:t xml:space="preserve"/>
+      </w:r>
+    </w:p>
+    <w:p>
+      <w:r>
+        <w:t xml:space="preserve">Question: The "Triveni Sangam" at Prayagraj is the confluence of the rivers</w:t>
+      </w:r>
+    </w:p>
+    <w:p>
+      <w:r>
+        <w:t xml:space="preserve">(a) Ganga, Yamuna and Saraswati</w:t>
+      </w:r>
+    </w:p>
+    <w:p>
+      <w:r>
+        <w:t xml:space="preserve">(b) Ganga and Brahmaputra only</w:t>
+      </w:r>
+    </w:p>
+    <w:p>
+      <w:r>
+        <w:t xml:space="preserve">(c) Yamuna and Godavari only</w:t>
+      </w:r>
+    </w:p>
+    <w:p>
+      <w:r>
+        <w:t xml:space="preserve">(d) Narmada and Tapti only</w:t>
+      </w:r>
+    </w:p>
+    <w:p>
+      <w:r>
+        <w:t xml:space="preserve">Answer: a</w:t>
+      </w:r>
+    </w:p>
+    <w:p>
+      <w:r>
+        <w:t xml:space="preserve">Solution: ✅ Correct Answer: a</w:t>
+      </w:r>
+    </w:p>
+    <w:p>
+      <w:r>
+        <w:t xml:space="preserve">🧠 Reasoning: The GANGA, YAMUNA, and the (mythical) SARASWATI meet at the Triveni Sangam in Prayagraj.</w:t>
+      </w:r>
+    </w:p>
+    <w:p>
+      <w:r>
+        <w:t xml:space="preserve">❌ Why Not Other Options?</w:t>
+      </w:r>
+    </w:p>
+    <w:p>
+      <w:r>
+        <w:t xml:space="preserve">(b) — The Brahmaputra meets the Ganga in Bangladesh (Padma).</w:t>
+      </w:r>
+    </w:p>
+    <w:p>
+      <w:r>
+        <w:t xml:space="preserve">(c) — The Godavari flows in the south.</w:t>
+      </w:r>
+    </w:p>
+    <w:p>
+      <w:r>
+        <w:t xml:space="preserve">(d) — The Narmada and Tapti are western rivers.</w:t>
+      </w:r>
+    </w:p>
+    <w:p>
+      <w:r>
+        <w:t xml:space="preserve">⚠️ Exam Trap: "Triveni = three rivers (Ganga, Yamuna, Saraswati); Kumbh Mela is held there" — the three-name list is the GK point.</w:t>
+      </w:r>
+    </w:p>
+    <w:p>
+      <w:r>
+        <w:t xml:space="preserve">💎 PNC Pearl: "Three rivers, one holy meeting — the Sangam where the sacred waters merge."</w:t>
+      </w:r>
+    </w:p>
+    <w:p>
+      <w:r>
+        <w:t xml:space="preserve">Positive Marks: 1</w:t>
+      </w:r>
+    </w:p>
+    <w:p>
+      <w:r>
+        <w:t xml:space="preserve">Negative Marks: 0.25</w:t>
+      </w:r>
+    </w:p>
+    <w:p>
+      <w:r>
+        <w:t xml:space="preserve"/>
+      </w:r>
+    </w:p>
+    <w:p>
+      <w:r>
+        <w:t xml:space="preserve">Question: The Nobel Prize for Peace is awarded in which city?</w:t>
+      </w:r>
+    </w:p>
+    <w:p>
+      <w:r>
+        <w:t xml:space="preserve">(a) Oslo</w:t>
+      </w:r>
+    </w:p>
+    <w:p>
+      <w:r>
+        <w:t xml:space="preserve">(b) Stockholm</w:t>
+      </w:r>
+    </w:p>
+    <w:p>
+      <w:r>
+        <w:t xml:space="preserve">(c) Geneva</w:t>
+      </w:r>
+    </w:p>
+    <w:p>
+      <w:r>
+        <w:t xml:space="preserve">(d) New York</w:t>
+      </w:r>
+    </w:p>
+    <w:p>
+      <w:r>
+        <w:t xml:space="preserve">Answer: a</w:t>
+      </w:r>
+    </w:p>
+    <w:p>
+      <w:r>
+        <w:t xml:space="preserve">Solution: ✅ Correct Answer: a</w:t>
+      </w:r>
+    </w:p>
+    <w:p>
+      <w:r>
+        <w:t xml:space="preserve">🧠 Reasoning: The PEACE Prize is awarded in OSLO, Norway — the other Nobel Prizes are awarded in Stockholm.</w:t>
+      </w:r>
+    </w:p>
+    <w:p>
+      <w:r>
+        <w:t xml:space="preserve">❌ Why Not Other Options?</w:t>
+      </w:r>
+    </w:p>
+    <w:p>
+      <w:r>
+        <w:t xml:space="preserve">(b) — Stockholm hosts the other five Nobel prizes.</w:t>
+      </w:r>
+    </w:p>
+    <w:p>
+      <w:r>
+        <w:t xml:space="preserve">(c) — Geneva hosts WHO and the UN's European HQ.</w:t>
+      </w:r>
+    </w:p>
+    <w:p>
+      <w:r>
+        <w:t xml:space="preserve">(d) — New York hosts the UN headquarters.</w:t>
+      </w:r>
+    </w:p>
+    <w:p>
+      <w:r>
+        <w:t xml:space="preserve">⚠️ Exam Trap: "Peace = Oslo; the rest = Stockholm" — the two-city rule is the classic Nobel GK trap.</w:t>
+      </w:r>
+    </w:p>
+    <w:p>
+      <w:r>
+        <w:t xml:space="preserve">💎 PNC Pearl: "Oslo crowns the peacemakers; Stockholm crowns the rest."</w:t>
+      </w:r>
+    </w:p>
+    <w:p>
+      <w:r>
+        <w:t xml:space="preserve">Positive Marks: 1</w:t>
+      </w:r>
+    </w:p>
+    <w:p>
+      <w:r>
+        <w:t xml:space="preserve">Negative Marks: 0.25</w:t>
+      </w:r>
+    </w:p>
+    <w:p>
+      <w:r>
+        <w:t xml:space="preserve"/>
+      </w:r>
+    </w:p>
+    <w:p>
+      <w:r>
+        <w:t xml:space="preserve">Question: A number divided by 7 gives a quotient of 8 and a remainder of 2. The number is</w:t>
+      </w:r>
+    </w:p>
+    <w:p>
+      <w:r>
+        <w:t xml:space="preserve">(a) 54</w:t>
+      </w:r>
+    </w:p>
+    <w:p>
+      <w:r>
+        <w:t xml:space="preserve">(b) 56</w:t>
+      </w:r>
+    </w:p>
+    <w:p>
+      <w:r>
+        <w:t xml:space="preserve">(c) 58</w:t>
+      </w:r>
+    </w:p>
+    <w:p>
+      <w:r>
+        <w:t xml:space="preserve">(d) 60</w:t>
+      </w:r>
+    </w:p>
+    <w:p>
+      <w:r>
+        <w:t xml:space="preserve">Answer: c</w:t>
+      </w:r>
+    </w:p>
+    <w:p>
+      <w:r>
+        <w:t xml:space="preserve">Solution: ✅ Correct Answer: c</w:t>
+      </w:r>
+    </w:p>
+    <w:p>
+      <w:r>
+        <w:t xml:space="preserve">🧠 Reasoning: Number = (divisor × quotient) + remainder = (7 × 8) + 2 = 56 + 2 = 58.</w:t>
+      </w:r>
+    </w:p>
+    <w:p>
+      <w:r>
+        <w:t xml:space="preserve">❌ Why Not Other Options?</w:t>
+      </w:r>
+    </w:p>
+    <w:p>
+      <w:r>
+        <w:t xml:space="preserve">(a) — 54 would be (7×7)+5.</w:t>
+      </w:r>
+    </w:p>
+    <w:p>
+      <w:r>
+        <w:t xml:space="preserve">(b) — 56 is 7×8 with NO remainder — the trap.</w:t>
+      </w:r>
+    </w:p>
+    <w:p>
+      <w:r>
+        <w:t xml:space="preserve">(d) — 60 would be (7×8)+4.</w:t>
+      </w:r>
+    </w:p>
+    <w:p>
+      <w:r>
+        <w:t xml:space="preserve">⚠️ Exam Trap: "Number = (divisor × quotient) + remainder — do not forget to add the remainder back."</w:t>
+      </w:r>
+    </w:p>
+    <w:p>
+      <w:r>
+        <w:t xml:space="preserve">💎 PNC Pearl: "Fifty-six plus the two leftover — the dividend always carries its remainder."</w:t>
+      </w:r>
+    </w:p>
+    <w:p>
+      <w:r>
+        <w:t xml:space="preserve">Positive Marks: 1</w:t>
+      </w:r>
+    </w:p>
+    <w:p>
+      <w:r>
+        <w:t xml:space="preserve">Negative Marks: 0.25</w:t>
+      </w:r>
+    </w:p>
+    <w:p>
+      <w:r>
+        <w:t xml:space="preserve"/>
+      </w:r>
+    </w:p>
+    <w:p>
+      <w:r>
+        <w:t xml:space="preserve">Question: The average of 3, 7, 11, 15 and 19 is</w:t>
+      </w:r>
+    </w:p>
+    <w:p>
+      <w:r>
+        <w:t xml:space="preserve">(a) 9</w:t>
+      </w:r>
+    </w:p>
+    <w:p>
+      <w:r>
+        <w:t xml:space="preserve">(b) 10</w:t>
+      </w:r>
+    </w:p>
+    <w:p>
+      <w:r>
+        <w:t xml:space="preserve">(c) 11</w:t>
+      </w:r>
+    </w:p>
+    <w:p>
+      <w:r>
+        <w:t xml:space="preserve">(d) 12</w:t>
+      </w:r>
+    </w:p>
+    <w:p>
+      <w:r>
+        <w:t xml:space="preserve">Answer: c</w:t>
+      </w:r>
+    </w:p>
+    <w:p>
+      <w:r>
+        <w:t xml:space="preserve">Solution: ✅ Correct Answer: c</w:t>
+      </w:r>
+    </w:p>
+    <w:p>
+      <w:r>
+        <w:t xml:space="preserve">🧠 Reasoning: Sum = 3+7+11+15+19 = 55; average = 55 ÷ 5 = 11. As evenly spaced numbers, the average is the middle value — 11.</w:t>
+      </w:r>
+    </w:p>
+    <w:p>
+      <w:r>
+        <w:t xml:space="preserve">❌ Why Not Other Options?</w:t>
+      </w:r>
+    </w:p>
+    <w:p>
+      <w:r>
+        <w:t xml:space="preserve">(a) — 9 is not the average.</w:t>
+      </w:r>
+    </w:p>
+    <w:p>
+      <w:r>
+        <w:t xml:space="preserve">(b) — 10 is not correct.</w:t>
+      </w:r>
+    </w:p>
+    <w:p>
+      <w:r>
+        <w:t xml:space="preserve">(d) — 12 is not the average.</w:t>
+      </w:r>
+    </w:p>
+    <w:p>
+      <w:r>
+        <w:t xml:space="preserve">⚠️ Exam Trap: "Evenly spaced numbers → average = the middle term" — 3, 7, 11, 15, 19 steps by 4, so 11 is the centre.</w:t>
+      </w:r>
+    </w:p>
+    <w:p>
+      <w:r>
+        <w:t xml:space="preserve">💎 PNC Pearl: "Five numbers, step of four — the middle one, 11, is the average."</w:t>
+      </w:r>
+    </w:p>
+    <w:p>
+      <w:r>
+        <w:t xml:space="preserve">Positive Marks: 1</w:t>
+      </w:r>
+    </w:p>
+    <w:p>
+      <w:r>
+        <w:t xml:space="preserve">Negative Marks: 0.25</w:t>
+      </w:r>
+    </w:p>
+    <w:p>
+      <w:r>
+        <w:t xml:space="preserve"/>
+      </w:r>
+    </w:p>
+    <w:p>
+      <w:r>
+        <w:t xml:space="preserve">Question: A bus covers 240 km in 4 hours. Its average speed is</w:t>
+      </w:r>
+    </w:p>
+    <w:p>
+      <w:r>
+        <w:t xml:space="preserve">(a) 40 km/hr</w:t>
+      </w:r>
+    </w:p>
+    <w:p>
+      <w:r>
+        <w:t xml:space="preserve">(b) 50 km/hr</w:t>
+      </w:r>
+    </w:p>
+    <w:p>
+      <w:r>
+        <w:t xml:space="preserve">(c) 60 km/hr</w:t>
+      </w:r>
+    </w:p>
+    <w:p>
+      <w:r>
+        <w:t xml:space="preserve">(d) 80 km/hr</w:t>
+      </w:r>
+    </w:p>
+    <w:p>
+      <w:r>
+        <w:t xml:space="preserve">Answer: c</w:t>
+      </w:r>
+    </w:p>
+    <w:p>
+      <w:r>
+        <w:t xml:space="preserve">Solution: ✅ Correct Answer: c</w:t>
+      </w:r>
+    </w:p>
+    <w:p>
+      <w:r>
+        <w:t xml:space="preserve">🧠 Reasoning: Speed = distance ÷ time = 240 ÷ 4 = 60 km/hr.</w:t>
+      </w:r>
+    </w:p>
+    <w:p>
+      <w:r>
+        <w:t xml:space="preserve">❌ Why Not Other Options?</w:t>
+      </w:r>
+    </w:p>
+    <w:p>
+      <w:r>
+        <w:t xml:space="preserve">(a) — 40 km/hr would take 6 hours.</w:t>
+      </w:r>
+    </w:p>
+    <w:p>
+      <w:r>
+        <w:t xml:space="preserve">(b) — 50 km/hr would take 4.8 hours.</w:t>
+      </w:r>
+    </w:p>
+    <w:p>
+      <w:r>
+        <w:t xml:space="preserve">(d) — 80 km/hr would cover 320 km.</w:t>
+      </w:r>
+    </w:p>
+    <w:p>
+      <w:r>
+        <w:t xml:space="preserve">⚠️ Exam Trap: "Speed = distance ÷ time" — sanity-check: 60 km/hr for 4 hours covers 240 km. ✔</w:t>
+      </w:r>
+    </w:p>
+    <w:p>
+      <w:r>
+        <w:t xml:space="preserve">💎 PNC Pearl: "Two-forty over four is sixty — divide the distance by the hours."</w:t>
+      </w:r>
+    </w:p>
+    <w:p>
+      <w:r>
+        <w:t xml:space="preserve">Positive Marks: 1</w:t>
+      </w:r>
+    </w:p>
+    <w:p>
+      <w:r>
+        <w:t xml:space="preserve">Negative Marks: 0.25</w:t>
+      </w:r>
+    </w:p>
+    <w:p>
+      <w:r>
+        <w:t xml:space="preserve"/>
+      </w:r>
+    </w:p>
+    <w:p>
+      <w:r>
+        <w:t xml:space="preserve">Question: Find the next number in the series: 1, 8, 27, 64, ?</w:t>
+      </w:r>
+    </w:p>
+    <w:p>
+      <w:r>
+        <w:t xml:space="preserve">(a) 100</w:t>
+      </w:r>
+    </w:p>
+    <w:p>
+      <w:r>
+        <w:t xml:space="preserve">(b) 125</w:t>
+      </w:r>
+    </w:p>
+    <w:p>
+      <w:r>
+        <w:t xml:space="preserve">(c) 121</w:t>
+      </w:r>
+    </w:p>
+    <w:p>
+      <w:r>
+        <w:t xml:space="preserve">(d) 216</w:t>
+      </w:r>
+    </w:p>
+    <w:p>
+      <w:r>
+        <w:t xml:space="preserve">Answer: b</w:t>
+      </w:r>
+    </w:p>
+    <w:p>
+      <w:r>
+        <w:t xml:space="preserve">Solution: ✅ Correct Answer: b</w:t>
+      </w:r>
+    </w:p>
+    <w:p>
+      <w:r>
+        <w:t xml:space="preserve">🧠 Reasoning: The series is CUBES: 1³, 2³, 3³, 4³ — the next is 5³ = 125.</w:t>
+      </w:r>
+    </w:p>
+    <w:p>
+      <w:r>
+        <w:t xml:space="preserve">❌ Why Not Other Options?</w:t>
+      </w:r>
+    </w:p>
+    <w:p>
+      <w:r>
+        <w:t xml:space="preserve">(a) — 100 is 10² — a square, not a cube.</w:t>
+      </w:r>
+    </w:p>
+    <w:p>
+      <w:r>
+        <w:t xml:space="preserve">(c) — 121 is 11².</w:t>
+      </w:r>
+    </w:p>
+    <w:p>
+      <w:r>
+        <w:t xml:space="preserve">(d) — 216 is 6³ — skipping 5³.</w:t>
+      </w:r>
+    </w:p>
+    <w:p>
+      <w:r>
+        <w:t xml:space="preserve">⚠️ Exam Trap: "1, 8, 27, 64 = perfect cubes — memorize cubes up to 10³; 125 = 5³ is the answer."</w:t>
+      </w:r>
+    </w:p>
+    <w:p>
+      <w:r>
+        <w:t xml:space="preserve">💎 PNC Pearl: "One, eight, twenty-seven, sixty-four — the cubes climb; 5 cubed is 125."</w:t>
+      </w:r>
+    </w:p>
+    <w:p>
+      <w:r>
+        <w:t xml:space="preserve">Positive Marks: 1</w:t>
+      </w:r>
+    </w:p>
+    <w:p>
+      <w:r>
+        <w:t xml:space="preserve">Negative Marks: 0.25</w:t>
+      </w:r>
+    </w:p>
+    <w:p>
+      <w:r>
+        <w:t xml:space="preserve"/>
+      </w:r>
+    </w:p>
+    <w:p>
+      <w:r>
+        <w:t xml:space="preserve">Question: The keyboard shortcut Ctrl + X is used to</w:t>
+      </w:r>
+    </w:p>
+    <w:p>
+      <w:r>
+        <w:t xml:space="preserve">(a) Cut the selected content</w:t>
+      </w:r>
+    </w:p>
+    <w:p>
+      <w:r>
+        <w:t xml:space="preserve">(b) Copy the content</w:t>
+      </w:r>
+    </w:p>
+    <w:p>
+      <w:r>
+        <w:t xml:space="preserve">(c) Paste the content</w:t>
+      </w:r>
+    </w:p>
+    <w:p>
+      <w:r>
+        <w:t xml:space="preserve">(d) Save the file</w:t>
+      </w:r>
+    </w:p>
+    <w:p>
+      <w:r>
+        <w:t xml:space="preserve">Answer: a</w:t>
+      </w:r>
+    </w:p>
+    <w:p>
+      <w:r>
+        <w:t xml:space="preserve">Solution: ✅ Correct Answer: a</w:t>
+      </w:r>
+    </w:p>
+    <w:p>
+      <w:r>
+        <w:t xml:space="preserve">🧠 Reasoning: Ctrl+X CUTS — removing the selection and copying it to the clipboard.</w:t>
+      </w:r>
+    </w:p>
+    <w:p>
+      <w:r>
+        <w:t xml:space="preserve">❌ Why Not Other Options?</w:t>
+      </w:r>
+    </w:p>
+    <w:p>
+      <w:r>
+        <w:t xml:space="preserve">(b) — Ctrl+C COPIES (original stays).</w:t>
+      </w:r>
+    </w:p>
+    <w:p>
+      <w:r>
+        <w:t xml:space="preserve">(c) — Ctrl+V PASTES.</w:t>
+      </w:r>
+    </w:p>
+    <w:p>
+      <w:r>
+        <w:t xml:space="preserve">(d) — Ctrl+S SAVES.</w:t>
+      </w:r>
+    </w:p>
+    <w:p>
+      <w:r>
+        <w:t xml:space="preserve">⚠️ Exam Trap: The clipboard trio — "X cuts (removes), C copies (keeps), V pastes (places)" — X looks like scissors.</w:t>
+      </w:r>
+    </w:p>
+    <w:p>
+      <w:r>
+        <w:t xml:space="preserve">💎 PNC Pearl: "X marks the cut — scissors take it away; C copies, V places."</w:t>
+      </w:r>
+    </w:p>
+    <w:p>
+      <w:r>
+        <w:t xml:space="preserve">Positive Marks: 1</w:t>
+      </w:r>
+    </w:p>
+    <w:p>
+      <w:r>
+        <w:t xml:space="preserve">Negative Marks: 0.25</w:t>
+      </w:r>
+    </w:p>
+    <w:p>
+      <w:r>
+        <w:t xml:space="preserve"/>
+      </w:r>
+    </w:p>
+    <w:p>
+      <w:r>
+        <w:t xml:space="preserve">Question: Which of the following is database management software?</w:t>
+      </w:r>
+    </w:p>
+    <w:p>
+      <w:r>
+        <w:t xml:space="preserve">(a) MS Access</w:t>
+      </w:r>
+    </w:p>
+    <w:p>
+      <w:r>
+        <w:t xml:space="preserve">(b) MS Paint</w:t>
+      </w:r>
+    </w:p>
+    <w:p>
+      <w:r>
+        <w:t xml:space="preserve">(c) Windows Media Player</w:t>
+      </w:r>
+    </w:p>
+    <w:p>
+      <w:r>
+        <w:t xml:space="preserve">(d) Google Chrome</w:t>
+      </w:r>
+    </w:p>
+    <w:p>
+      <w:r>
+        <w:t xml:space="preserve">Answer: a</w:t>
+      </w:r>
+    </w:p>
+    <w:p>
+      <w:r>
+        <w:t xml:space="preserve">Solution: ✅ Correct Answer: a</w:t>
+      </w:r>
+    </w:p>
+    <w:p>
+      <w:r>
+        <w:t xml:space="preserve">🧠 Reasoning: MS ACCESS is DATABASE management software — for storing, querying, and managing structured data.</w:t>
+      </w:r>
+    </w:p>
+    <w:p>
+      <w:r>
+        <w:t xml:space="preserve">❌ Why Not Other Options?</w:t>
+      </w:r>
+    </w:p>
+    <w:p>
+      <w:r>
+        <w:t xml:space="preserve">(b) — MS Paint is a drawing utility.</w:t>
+      </w:r>
+    </w:p>
+    <w:p>
+      <w:r>
+        <w:t xml:space="preserve">(c) — Windows Media Player plays media.</w:t>
+      </w:r>
+    </w:p>
+    <w:p>
+      <w:r>
+        <w:t xml:space="preserve">(d) — Google Chrome is a browser.</w:t>
+      </w:r>
+    </w:p>
+    <w:p>
+      <w:r>
+        <w:t xml:space="preserve">⚠️ Exam Trap: Software types — "database = Access, Oracle, MySQL; graphics = Paint, Photoshop; media = VLC, Media Player; browser = Chrome, Firefox."</w:t>
+      </w:r>
+    </w:p>
+    <w:p>
+      <w:r>
+        <w:t xml:space="preserve">💎 PNC Pearl: "Access opens the database vault — tables, queries, and reports live inside."</w:t>
+      </w:r>
+    </w:p>
+    <w:p>
+      <w:r>
+        <w:t xml:space="preserve">Positive Marks: 1</w:t>
+      </w:r>
+    </w:p>
+    <w:p>
+      <w:r>
+        <w:t xml:space="preserve">Negative Marks: 0.25</w:t>
+      </w:r>
+    </w:p>
+    <w:p>
+      <w:r>
+        <w:t xml:space="preserve"/>
+      </w:r>
+    </w:p>
+    <w:p>
+      <w:r>
+        <w:t xml:space="preserve">Question: The "motherboard" of a computer is</w:t>
+      </w:r>
+    </w:p>
+    <w:p>
+      <w:r>
+        <w:t xml:space="preserve">(a) The main circuit board that connects all components</w:t>
+      </w:r>
+    </w:p>
+    <w:p>
+      <w:r>
+        <w:t xml:space="preserve">(b) An input device</w:t>
+      </w:r>
+    </w:p>
+    <w:p>
+      <w:r>
+        <w:t xml:space="preserve">(c) A type of printer</w:t>
+      </w:r>
+    </w:p>
+    <w:p>
+      <w:r>
+        <w:t xml:space="preserve">(d) A storage disk</w:t>
+      </w:r>
+    </w:p>
+    <w:p>
+      <w:r>
+        <w:t xml:space="preserve">Answer: a</w:t>
+      </w:r>
+    </w:p>
+    <w:p>
+      <w:r>
+        <w:t xml:space="preserve">Solution: ✅ Correct Answer: a</w:t>
+      </w:r>
+    </w:p>
+    <w:p>
+      <w:r>
+        <w:t xml:space="preserve">🧠 Reasoning: The MOTHERBOARD is the central printed circuit board that connects the CPU, memory, and other components.</w:t>
+      </w:r>
+    </w:p>
+    <w:p>
+      <w:r>
+        <w:t xml:space="preserve">❌ Why Not Other Options?</w:t>
+      </w:r>
+    </w:p>
+    <w:p>
+      <w:r>
+        <w:t xml:space="preserve">(b) — It is not an input device.</w:t>
+      </w:r>
+    </w:p>
+    <w:p>
+      <w:r>
+        <w:t xml:space="preserve">(c) — It is not a printer.</w:t>
+      </w:r>
+    </w:p>
+    <w:p>
+      <w:r>
+        <w:t xml:space="preserve">(d) — It is not a storage disk.</w:t>
+      </w:r>
+    </w:p>
+    <w:p>
+      <w:r>
+        <w:t xml:space="preserve">⚠️ Exam Trap: "Motherboard = the computer's nervous system — every component plugs into it; also called the mainboard."</w:t>
+      </w:r>
+    </w:p>
+    <w:p>
+      <w:r>
+        <w:t xml:space="preserve">💎 PNC Pearl: "The motherboard is the city grid — CPU, RAM, and drives all plug into its streets."</w:t>
+      </w:r>
+    </w:p>
+    <w:p>
+      <w:r>
+        <w:t xml:space="preserve">Positive Marks: 1</w:t>
+      </w:r>
+    </w:p>
+    <w:p>
+      <w:r>
+        <w:t xml:space="preserve">Negative Marks: 0.25</w:t>
       </w:r>
     </w:p>
     <w:sectPr>
       <w:pgSz w:w="12240" w:h="15840"/>
-      <w:pgMar w:top="864" w:right="1008" w:bottom="864" w:left="1008" w:header="720" w:footer="720" w:gutter="0"/>
+      <w:pgMar w:top="1440" w:right="1800" w:bottom="1440" w:left="1800" w:header="720" w:footer="720" w:gutter="0"/>
       <w:cols w:space="720"/>
       <w:docGrid w:linePitch="360"/>
     </w:sectPr>
@@ -2535,10 +2065,6 @@
     <w:name w:val="Normal"/>
     <w:qFormat/>
     <w:rsid w:val="00FC693F"/>
-    <w:rPr>
-      <w:rFonts w:ascii="Calibri" w:hAnsi="Calibri"/>
-      <w:sz w:val="22"/>
-    </w:rPr>
   </w:style>
   <w:style w:type="paragraph" w:styleId="Header">
     <w:name w:val="header"/>
